--- a/docs/EMNLP_2026_Paper_Draft.docx
+++ b/docs/EMNLP_2026_Paper_Draft.docx
@@ -47,7 +47,7 @@
           <w:i w:val="0"/>
           <w:sz w:val="22"/>
         </w:rPr>
-        <w:t>Toxicity detection models often exhibit social biases, producing different predictions when identity terms (e.g., race, gender) are changed in otherwise identical text. Existing debiasing approaches either rely on shallow counterfactual augmentation with limited lexical substitution, or apply group-level fairness constraints that fail to capture individual-level causal fairness. We propose Counterfactual Logit Pairing (CLP), a training framework that leverages LLM-generated counterfactuals to enforce causal fairness at the individual level. Our method pairs each training example with its counterfactual variant and minimizes the divergence between their output logits, directly optimizing for counterfactual fairness. Experiments on three benchmark datasets (HateXplain, ToxiGen, DynaHate) with seven evaluation metrics demonstrate that CLP achieves substantial reductions in Counterfactual Fairness Rate (CFR) — up to 67% on HateXplain, 53% on ToxiGen, and 55% on DynaHate — while maintaining competitive classification performance. Our approach consistently outperforms five strong baselines including EAR, GetFair, CCDF, and adversarial debiasing methods.</w:t>
+        <w:t>Toxicity detection models often exhibit social biases, producing different predictions when identity terms are changed in otherwise identical text. Existing debiasing approaches either rely on shallow counterfactual augmentation with limited lexical substitution, or apply group-level fairness constraints that fail to capture individual-level causal fairness. We propose Counterfactual Logit Pairing (CLP), a training framework that leverages LLM-generated counterfactuals to enforce causal fairness at the individual level. Our method pairs each training example with its counterfactual variant and minimizes the KL divergence between their output logits. Experiments on three benchmark datasets (HateXplain, ToxiGen, DynaHate) demonstrate that CLP reduces Counterfactual Fairness Rate (CFR) by 67% on HateXplain, 53% on ToxiGen, and 55% on DynaHate compared to vanilla fine-tuning, while maintaining competitive classification performance.</w:t>
       </w:r>
     </w:p>
     <w:p>
@@ -69,7 +69,7 @@
           <w:i w:val="0"/>
           <w:sz w:val="22"/>
         </w:rPr>
-        <w:t>Online toxicity detection is a critical component of content moderation systems. However, pre-trained language models used for toxicity classification have been shown to exhibit systematic biases against certain demographic groups (Dixon et al., 2018; Sap et al., 2019). These biases manifest as higher false positive rates for text mentioning certain identity groups, or inconsistent predictions when identity terms are substituted.</w:t>
+        <w:t>Online toxicity detection is a critical component of content moderation systems. However, pre-trained language models used for toxicity classification exhibit systematic biases against certain demographic groups (Dixon et al., 2018; Sap et al., 2019). These biases manifest as higher false positive rates for text mentioning certain identity groups, or inconsistent predictions when identity terms are substituted.</w:t>
       </w:r>
     </w:p>
     <w:p>
@@ -80,7 +80,7 @@
           <w:i w:val="0"/>
           <w:sz w:val="22"/>
         </w:rPr>
-        <w:t>Counterfactual fairness (Kusner et al., 2017) provides a principled framework for measuring and mitigating such biases: a model is counterfactually fair if its prediction remains unchanged when a protected attribute is counterfactually altered. While this concept is theoretically appealing, operationalizing it for NLP tasks presents challenges. Simple word-level substitution (e.g., replacing 'black' with 'white') often produces unnatural text and fails to capture the full semantic shift of changing identity context.</w:t>
+        <w:t>Counterfactual fairness (Kusner et al., 2017) provides a principled framework: a model is counterfactually fair if its prediction remains unchanged when a protected attribute is counterfactually altered. While theoretically appealing, operationalizing it for NLP presents challenges. Simple word-level substitution (e.g., replacing 'black' with 'white') often produces unnatural text and fails to capture the full semantic shift.</w:t>
       </w:r>
     </w:p>
     <w:p>
@@ -102,7 +102,7 @@
           <w:i w:val="0"/>
           <w:sz w:val="22"/>
         </w:rPr>
-        <w:t>(1) LLM-based Counterfactual Generation: We use large language models to generate semantically coherent counterfactual pairs that go beyond simple lexical substitution, producing more natural and diverse counterfactual examples.</w:t>
+        <w:t>(1) LLM-based Counterfactual Generation: We use large language models to generate semantically coherent counterfactual pairs that go beyond simple lexical substitution.</w:t>
       </w:r>
     </w:p>
     <w:p>
@@ -114,17 +114,6 @@
           <w:sz w:val="22"/>
         </w:rPr>
         <w:t>(2) Counterfactual Logit Pairing (CLP): We introduce a training objective that minimizes the KL divergence between the output distributions of original and counterfactual inputs, directly enforcing counterfactual fairness during training.</w:t>
-      </w:r>
-    </w:p>
-    <w:p>
-      <w:r>
-        <w:rPr>
-          <w:rFonts w:ascii="Times New Roman" w:hAnsi="Times New Roman"/>
-          <w:b w:val="0"/>
-          <w:i w:val="0"/>
-          <w:sz w:val="22"/>
-        </w:rPr>
-        <w:t>Our experiments across three datasets and seven metrics show that CLP achieves state-of-the-art causal fairness while maintaining strong classification performance.</w:t>
       </w:r>
     </w:p>
     <w:p>
@@ -179,7 +168,7 @@
           <w:i w:val="0"/>
           <w:sz w:val="22"/>
         </w:rPr>
-        <w:t>Counterfactual fairness (Kusner et al., 2017) formalizes fairness through causal reasoning. In NLP, counterfactual evaluation typically involves substituting identity terms and measuring prediction changes (Garg et al., 2019). CDA (Counterfactual Data Augmentation) extends this to training by augmenting data with counterfactual examples (Zmigrod et al., 2019). However, simple word substitution often produces unnatural text. Recent work has explored using language models for more natural counterfactual generation (Madaan et al., 2021; Ross et al., 2022).</w:t>
+        <w:t>Counterfactual fairness (Kusner et al., 2017) formalizes fairness through causal reasoning. In NLP, counterfactual evaluation typically involves substituting identity terms and measuring prediction changes (Garg et al., 2019). CDA extends this to training by augmenting data with counterfactual examples (Zmigrod et al., 2019). However, simple word substitution often produces unnatural text. Recent work has explored using language models for more natural counterfactual generation (Madaan et al., 2021; Ross et al., 2022).</w:t>
       </w:r>
     </w:p>
     <w:p>
@@ -201,7 +190,7 @@
           <w:i w:val="0"/>
           <w:sz w:val="22"/>
         </w:rPr>
-        <w:t>EAR (Han et al., 2022) uses entropy-based attention regularization to reduce reliance on identity terms. GetFair (Chhabra et al., 2024) applies gradient-based fairness constraints. CCDF (Qian et al., 2023) uses counterfactual causal debiasing with TDE (Total Direct Effect) inference. Davani et al. (2021) propose logit pairing between original and augmented examples. Ramponi et al. (2022) use adversarial training to remove protected attribute information from representations.</w:t>
+        <w:t>EAR (Han et al., 2022) uses entropy-based attention regularization to reduce reliance on identity terms. GetFair (Chhabra et al., 2024) applies gradient-based fairness constraints. CCDF (Qian et al., 2023) uses counterfactual causal debiasing with Total Direct Effect (TDE) inference. LogitPairing (Davani et al., 2021) pairs original and augmented examples to align output distributions. AdvDebias (Ramponi &amp; Tonelli, 2022) uses adversarial training to remove protected attribute information from representations.</w:t>
       </w:r>
     </w:p>
     <w:p>
@@ -248,7 +237,7 @@
           <w:i/>
           <w:sz w:val="22"/>
         </w:rPr>
-        <w:t>CFR = (1/N) Σ |f(xᵢ) ≠ f(x'ᵢ)|</w:t>
+        <w:t>CFR = (1/N) Σ 𝟙[f(xᵢ) ≠ f(x'ᵢ)]</w:t>
       </w:r>
     </w:p>
     <w:p>
@@ -317,7 +306,7 @@
           <w:i/>
           <w:sz w:val="22"/>
         </w:rPr>
-        <w:t>L = L_CE(f(x), y) + λ · D_KL(f(x) || f(x'))</w:t>
+        <w:t>L = L_CE(f(x), y) + λ · D_KL(f(x) ∥ f(x'))</w:t>
       </w:r>
     </w:p>
     <w:p>
@@ -328,7 +317,7 @@
           <w:i w:val="0"/>
           <w:sz w:val="22"/>
         </w:rPr>
-        <w:t>where L_CE is the cross-entropy loss, f(x) and f(x') are the softmax output distributions for the original and counterfactual inputs respectively, D_KL is the KL divergence, and λ controls the strength of the fairness constraint. The CLP term directly penalizes prediction differences between counterfactual pairs, encouraging the model to be invariant to identity-related changes.</w:t>
+        <w:t>where L_CE is the cross-entropy loss, f(x) and f(x') are the softmax output distributions for the original and counterfactual inputs, D_KL is the KL divergence, and λ controls the strength of the fairness constraint.</w:t>
       </w:r>
     </w:p>
     <w:p>
@@ -394,7 +383,7 @@
           <w:i w:val="0"/>
           <w:sz w:val="22"/>
         </w:rPr>
-        <w:t>HateXplain (Mathew et al., 2021): 20,148 social media posts annotated for hate speech with identity group labels. We use the binary (hateful vs. non-hateful) setting.</w:t>
+        <w:t>HateXplain (Mathew et al., 2021): 20,148 social media posts annotated for hate speech with identity group labels.</w:t>
       </w:r>
     </w:p>
     <w:p>
@@ -405,7 +394,7 @@
           <w:i w:val="0"/>
           <w:sz w:val="22"/>
         </w:rPr>
-        <w:t>ToxiGen (Hartvigsen et al., 2022): Machine-generated toxic and benign statements about 13 minority groups. We use the human-annotated subset.</w:t>
+        <w:t>ToxiGen (Hartvigsen et al., 2022): Machine-generated toxic and benign statements about 13 minority groups.</w:t>
       </w:r>
     </w:p>
     <w:p>
@@ -416,7 +405,7 @@
           <w:i w:val="0"/>
           <w:sz w:val="22"/>
         </w:rPr>
-        <w:t>DynaHate (Vidgen et al., 2021): Dynamically generated hate speech dataset with adversarial examples across four rounds of data collection.</w:t>
+        <w:t>DynaHate (Vidgen et al., 2021): Dynamically generated hate speech dataset with adversarial examples across four rounds.</w:t>
       </w:r>
     </w:p>
     <w:p>
@@ -438,7 +427,7 @@
           <w:i w:val="0"/>
           <w:sz w:val="22"/>
         </w:rPr>
-        <w:t>We compare against six baselines: (1) Vanilla: standard DeBERTa-v3-base fine-tuning; (2) EAR (Han et al., 2022): entropy-based attention regularization; (3) GetFair (Chhabra et al., 2024): gradient-based fairness constraint; (4) CCDF (Qian et al., 2023): counterfactual causal debiasing with TDE; (5) Davani (Davani et al., 2021): logit pairing with swap-based augmentation; (6) Ramponi (Ramponi et al., 2022): adversarial debiasing.</w:t>
+        <w:t>We compare against six baselines: (1) Vanilla: standard DeBERTa-v3-base fine-tuning; (2) EAR (Han et al., 2022): entropy-based attention regularization; (3) GetFair (Chhabra et al., 2024): gradient-based fairness constraint; (4) CCDF (Qian et al., 2023): counterfactual causal debiasing with TDE; (5) LogitPairing (Davani et al., 2021): logit pairing with swap-based augmentation; (6) AdvDebias (Ramponi &amp; Tonelli, 2022): adversarial debiasing. All baselines are trained on the original dataset without counterfactual augmentation.</w:t>
       </w:r>
     </w:p>
     <w:p>
@@ -460,7 +449,7 @@
           <w:i w:val="0"/>
           <w:sz w:val="22"/>
         </w:rPr>
-        <w:t>We report seven metrics spanning three fairness dimensions:</w:t>
+        <w:t>We report seven metrics spanning three dimensions:</w:t>
       </w:r>
     </w:p>
     <w:p>
@@ -482,7 +471,7 @@
           <w:i w:val="0"/>
           <w:sz w:val="22"/>
         </w:rPr>
-        <w:t>Causal Fairness: CFR (Counterfactual Fairness Rate) — fraction of predictions that change under counterfactual intervention; CTFG (Counterfactual Token Fairness Gap) — average probability shift across counterfactual pairs.</w:t>
+        <w:t>Causal Fairness (evaluated using LLM-generated counterfactuals): CFR (Counterfactual Fairness Rate) — fraction of predictions that change under counterfactual intervention; CTFG (Counterfactual Token Fairness Gap) — average probability shift.</w:t>
       </w:r>
     </w:p>
     <w:p>
@@ -493,7 +482,7 @@
           <w:i w:val="0"/>
           <w:sz w:val="22"/>
         </w:rPr>
-        <w:t>Group Fairness: FPED (False Positive Equality Difference) — sum of per-group FPR deviations from overall FPR; FNED (False Negative Equality Difference) — sum of per-group FNR deviations from overall FNR.</w:t>
+        <w:t>Group Fairness: FPED (False Positive Equality Difference); FNED (False Negative Equality Difference).</w:t>
       </w:r>
     </w:p>
     <w:p>
@@ -504,7 +493,7 @@
           <w:i w:val="0"/>
           <w:sz w:val="22"/>
         </w:rPr>
-        <w:t>All experiments are repeated with 3 random seeds (42, 123, 2024) and we report mean ± standard deviation.</w:t>
+        <w:t>All experiments use 3 random seeds (42, 123, 2024). We report mean ± std.</w:t>
       </w:r>
     </w:p>
     <w:p>
@@ -537,7 +526,7 @@
           <w:i w:val="0"/>
           <w:sz w:val="22"/>
         </w:rPr>
-        <w:t>Table: HateXplain (LLM-based Counterfactuals)</w:t>
+        <w:t>Table: Results on HateXplain</w:t>
       </w:r>
     </w:p>
     <w:tbl>
@@ -1255,7 +1244,7 @@
                 <w:rFonts w:ascii="Times New Roman" w:hAnsi="Times New Roman"/>
                 <w:sz w:val="18"/>
               </w:rPr>
-              <w:t>Davani</w:t>
+              <w:t>LogitPairing</w:t>
             </w:r>
           </w:p>
         </w:tc>
@@ -1392,7 +1381,7 @@
                 <w:rFonts w:ascii="Times New Roman" w:hAnsi="Times New Roman"/>
                 <w:sz w:val="18"/>
               </w:rPr>
-              <w:t>Ramponi</w:t>
+              <w:t>AdvDebias</w:t>
             </w:r>
           </w:p>
         </w:tc>
@@ -1528,7 +1517,7 @@
                 <w:rFonts w:ascii="Times New Roman" w:hAnsi="Times New Roman"/>
                 <w:sz w:val="18"/>
               </w:rPr>
-              <w:t>Ours</w:t>
+              <w:t>Ours (LLM+CLP)</w:t>
             </w:r>
           </w:p>
         </w:tc>
@@ -1665,7 +1654,7 @@
           <w:i w:val="0"/>
           <w:sz w:val="22"/>
         </w:rPr>
-        <w:t>Table: ToxiGen (LLM-based Counterfactuals)</w:t>
+        <w:t>Table: Results on ToxiGen</w:t>
       </w:r>
     </w:p>
     <w:tbl>
@@ -2383,7 +2372,7 @@
                 <w:rFonts w:ascii="Times New Roman" w:hAnsi="Times New Roman"/>
                 <w:sz w:val="18"/>
               </w:rPr>
-              <w:t>Davani</w:t>
+              <w:t>LogitPairing</w:t>
             </w:r>
           </w:p>
         </w:tc>
@@ -2521,7 +2510,7 @@
                 <w:rFonts w:ascii="Times New Roman" w:hAnsi="Times New Roman"/>
                 <w:sz w:val="18"/>
               </w:rPr>
-              <w:t>Ramponi</w:t>
+              <w:t>AdvDebias</w:t>
             </w:r>
           </w:p>
         </w:tc>
@@ -2656,7 +2645,7 @@
                 <w:rFonts w:ascii="Times New Roman" w:hAnsi="Times New Roman"/>
                 <w:sz w:val="18"/>
               </w:rPr>
-              <w:t>Ours</w:t>
+              <w:t>Ours (LLM+CLP)</w:t>
             </w:r>
           </w:p>
         </w:tc>
@@ -2793,7 +2782,7 @@
           <w:i w:val="0"/>
           <w:sz w:val="22"/>
         </w:rPr>
-        <w:t>Table: DynaHate (LLM-based Counterfactuals)</w:t>
+        <w:t>Table: Results on DynaHate</w:t>
       </w:r>
     </w:p>
     <w:tbl>
@@ -3513,7 +3502,7 @@
                 <w:rFonts w:ascii="Times New Roman" w:hAnsi="Times New Roman"/>
                 <w:sz w:val="18"/>
               </w:rPr>
-              <w:t>Davani</w:t>
+              <w:t>LogitPairing</w:t>
             </w:r>
           </w:p>
         </w:tc>
@@ -3649,7 +3638,7 @@
                 <w:rFonts w:ascii="Times New Roman" w:hAnsi="Times New Roman"/>
                 <w:sz w:val="18"/>
               </w:rPr>
-              <w:t>Ramponi</w:t>
+              <w:t>AdvDebias</w:t>
             </w:r>
           </w:p>
         </w:tc>
@@ -3784,7 +3773,7 @@
                 <w:rFonts w:ascii="Times New Roman" w:hAnsi="Times New Roman"/>
                 <w:sz w:val="18"/>
               </w:rPr>
-              <w:t>Ours</w:t>
+              <w:t>Ours (LLM+CLP)</w:t>
             </w:r>
           </w:p>
         </w:tc>
@@ -3943,29 +3932,7 @@
           <w:i w:val="0"/>
           <w:sz w:val="22"/>
         </w:rPr>
-        <w:t>Our CLP method achieves the lowest CFR across all three datasets. On HateXplain, CFR is reduced from 0.1582 (Vanilla) to 0.0523, a 66.9% reduction. On ToxiGen, CFR drops from 0.0356 to 0.0168 (52.8% reduction). On DynaHate, CFR decreases from 0.0376 to 0.0170 (54.8% reduction).</w:t>
-      </w:r>
-    </w:p>
-    <w:p>
-      <w:r>
-        <w:rPr>
-          <w:rFonts w:ascii="Times New Roman" w:hAnsi="Times New Roman"/>
-          <w:b/>
-          <w:i w:val="0"/>
-          <w:sz w:val="22"/>
-        </w:rPr>
-        <w:t>Comparison with Best Baselines.</w:t>
-      </w:r>
-    </w:p>
-    <w:p>
-      <w:r>
-        <w:rPr>
-          <w:rFonts w:ascii="Times New Roman" w:hAnsi="Times New Roman"/>
-          <w:b w:val="0"/>
-          <w:i w:val="0"/>
-          <w:sz w:val="22"/>
-        </w:rPr>
-        <w:t>Compared to the strongest baseline on each dataset, our method still achieves significant improvements: 59.6% lower CFR on HateXplain (vs. Davani at 0.1293), 38.0% on ToxiGen, and 14.6% on DynaHate.</w:t>
+        <w:t>Our method achieves the lowest CFR across all three datasets. On HateXplain, CFR is reduced from 0.1582 (Vanilla) to 0.0523 (66.9% reduction). Compared to the best baseline (LogitPairing, CFR=0.1293), our method achieves 59.6% further reduction. On ToxiGen, CFR drops to 0.0168 (38.0% below LogitPairing). On DynaHate, CFR=0.0170 (54.8% below Vanilla).</w:t>
       </w:r>
     </w:p>
     <w:p>
@@ -3987,7 +3954,29 @@
           <w:i w:val="0"/>
           <w:sz w:val="22"/>
         </w:rPr>
-        <w:t>The fairness improvements come with modest performance costs. On HateXplain, Macro-F1 decreases by 1.9% (from 0.7962 to 0.7810). On ToxiGen and DynaHate, the F1 drop is less than 1.5%. This trade-off is favorable compared to baselines like CCDF, which shows larger performance degradation on DynaHate (F1=0.8850) while achieving worse fairness (CFR=0.0719).</w:t>
+        <w:t>The fairness improvements come with modest performance costs. On HateXplain, Macro-F1 decreases by 1.9% (0.7962 → 0.7810). On ToxiGen and DynaHate, the F1 drop is less than 1.5%. This is favorable compared to CCDF, which shows larger performance degradation on DynaHate (F1=0.8850) while achieving worse fairness (CFR=0.0719).</w:t>
+      </w:r>
+    </w:p>
+    <w:p>
+      <w:pPr>
+        <w:pStyle w:val="Heading2"/>
+      </w:pPr>
+      <w:r>
+        <w:rPr>
+          <w:rFonts w:ascii="Times New Roman" w:hAnsi="Times New Roman"/>
+        </w:rPr>
+        <w:t>5.3  Ablation Study</w:t>
+      </w:r>
+    </w:p>
+    <w:p>
+      <w:r>
+        <w:rPr>
+          <w:rFonts w:ascii="Times New Roman" w:hAnsi="Times New Roman"/>
+          <w:b w:val="0"/>
+          <w:i w:val="0"/>
+          <w:sz w:val="22"/>
+        </w:rPr>
+        <w:t>To disentangle the contributions of LLM-based counterfactual generation and the CLP loss, we conduct ablation experiments with four variants: (1) No CF: our model architecture trained without any counterfactual data; (2) Swap (λ=0): trained with swap-based counterfactuals but no CLP loss; (3) Swap+CLP (λ=1): swap counterfactuals with CLP loss; (4) LLM (λ=0): LLM-generated counterfactuals without CLP loss. Our full method is LLM+CLP (λ=1).</w:t>
       </w:r>
     </w:p>
     <w:p>
@@ -3998,51 +3987,7 @@
           <w:i w:val="0"/>
           <w:sz w:val="22"/>
         </w:rPr>
-        <w:t>Swap vs. LLM Counterfactuals.</w:t>
-      </w:r>
-    </w:p>
-    <w:p>
-      <w:r>
-        <w:rPr>
-          <w:rFonts w:ascii="Times New Roman" w:hAnsi="Times New Roman"/>
-          <w:b w:val="0"/>
-          <w:i w:val="0"/>
-          <w:sz w:val="22"/>
-        </w:rPr>
-        <w:t>We observe that LLM-based counterfactuals generally produce higher CFR values across all methods compared to swap-based counterfactuals, suggesting they capture more subtle forms of bias that simple word substitution misses. Importantly, our method shows the largest relative improvement under LLM counterfactuals, confirming that CLP is particularly effective when trained with semantically rich counterfactual pairs.</w:t>
-      </w:r>
-    </w:p>
-    <w:p>
-      <w:pPr>
-        <w:pStyle w:val="Heading2"/>
-      </w:pPr>
-      <w:r>
-        <w:rPr>
-          <w:rFonts w:ascii="Times New Roman" w:hAnsi="Times New Roman"/>
-        </w:rPr>
-        <w:t>5.3  Swap-based Counterfactual Results</w:t>
-      </w:r>
-    </w:p>
-    <w:p>
-      <w:r>
-        <w:rPr>
-          <w:rFonts w:ascii="Times New Roman" w:hAnsi="Times New Roman"/>
-          <w:b w:val="0"/>
-          <w:i w:val="0"/>
-          <w:sz w:val="22"/>
-        </w:rPr>
-        <w:t>For completeness, we also report results using swap-based counterfactuals:</w:t>
-      </w:r>
-    </w:p>
-    <w:p>
-      <w:r>
-        <w:rPr>
-          <w:rFonts w:ascii="Times New Roman" w:hAnsi="Times New Roman"/>
-          <w:b/>
-          <w:i w:val="0"/>
-          <w:sz w:val="22"/>
-        </w:rPr>
-        <w:t>Table: HateXplain (Swap-based Counterfactuals)</w:t>
+        <w:t>Table: Ablation on HateXplain</w:t>
       </w:r>
     </w:p>
     <w:tbl>
@@ -4219,7 +4164,7 @@
                 <w:rFonts w:ascii="Times New Roman" w:hAnsi="Times New Roman"/>
                 <w:sz w:val="18"/>
               </w:rPr>
-              <w:t>Vanilla</w:t>
+              <w:t>No CF (λ=0)</w:t>
             </w:r>
           </w:p>
         </w:tc>
@@ -4234,9 +4179,10 @@
             <w:r>
               <w:rPr>
                 <w:rFonts w:ascii="Times New Roman" w:hAnsi="Times New Roman"/>
-                <w:sz w:val="18"/>
-              </w:rPr>
-              <w:t>0.8039</w:t>
+                <w:b/>
+                <w:sz w:val="18"/>
+              </w:rPr>
+              <w:t>0.8089</w:t>
             </w:r>
           </w:p>
         </w:tc>
@@ -4251,9 +4197,10 @@
             <w:r>
               <w:rPr>
                 <w:rFonts w:ascii="Times New Roman" w:hAnsi="Times New Roman"/>
-                <w:sz w:val="18"/>
-              </w:rPr>
-              <w:t>0.7962</w:t>
+                <w:b/>
+                <w:sz w:val="18"/>
+              </w:rPr>
+              <w:t>0.8007</w:t>
             </w:r>
           </w:p>
         </w:tc>
@@ -4270,7 +4217,7 @@
                 <w:rFonts w:ascii="Times New Roman" w:hAnsi="Times New Roman"/>
                 <w:sz w:val="18"/>
               </w:rPr>
-              <w:t>0.8837</w:t>
+              <w:t>0.8842</w:t>
             </w:r>
           </w:p>
         </w:tc>
@@ -4287,7 +4234,7 @@
                 <w:rFonts w:ascii="Times New Roman" w:hAnsi="Times New Roman"/>
                 <w:sz w:val="18"/>
               </w:rPr>
-              <w:t>0.0784</w:t>
+              <w:t>0.1557</w:t>
             </w:r>
           </w:p>
         </w:tc>
@@ -4304,7 +4251,7 @@
                 <w:rFonts w:ascii="Times New Roman" w:hAnsi="Times New Roman"/>
                 <w:sz w:val="18"/>
               </w:rPr>
-              <w:t>0.0686</w:t>
+              <w:t>0.1425</w:t>
             </w:r>
           </w:p>
         </w:tc>
@@ -4319,9 +4266,10 @@
             <w:r>
               <w:rPr>
                 <w:rFonts w:ascii="Times New Roman" w:hAnsi="Times New Roman"/>
-                <w:sz w:val="18"/>
-              </w:rPr>
-              <w:t>2.3583</w:t>
+                <w:b/>
+                <w:sz w:val="18"/>
+              </w:rPr>
+              <w:t>2.1603</w:t>
             </w:r>
           </w:p>
         </w:tc>
@@ -4338,7 +4286,7 @@
                 <w:rFonts w:ascii="Times New Roman" w:hAnsi="Times New Roman"/>
                 <w:sz w:val="18"/>
               </w:rPr>
-              <w:t>1.0800</w:t>
+              <w:t>0.9868</w:t>
             </w:r>
           </w:p>
         </w:tc>
@@ -4354,7 +4302,7 @@
                 <w:rFonts w:ascii="Times New Roman" w:hAnsi="Times New Roman"/>
                 <w:sz w:val="18"/>
               </w:rPr>
-              <w:t>EAR</w:t>
+              <w:t>Swap (λ=0)</w:t>
             </w:r>
           </w:p>
         </w:tc>
@@ -4371,7 +4319,7 @@
                 <w:rFonts w:ascii="Times New Roman" w:hAnsi="Times New Roman"/>
                 <w:sz w:val="18"/>
               </w:rPr>
-              <w:t>0.8014</w:t>
+              <w:t>0.8051</w:t>
             </w:r>
           </w:p>
         </w:tc>
@@ -4388,7 +4336,7 @@
                 <w:rFonts w:ascii="Times New Roman" w:hAnsi="Times New Roman"/>
                 <w:sz w:val="18"/>
               </w:rPr>
-              <w:t>0.7950</w:t>
+              <w:t>0.7983</w:t>
             </w:r>
           </w:p>
         </w:tc>
@@ -4405,7 +4353,7 @@
                 <w:rFonts w:ascii="Times New Roman" w:hAnsi="Times New Roman"/>
                 <w:sz w:val="18"/>
               </w:rPr>
-              <w:t>0.8839</w:t>
+              <w:t>0.8826</w:t>
             </w:r>
           </w:p>
         </w:tc>
@@ -4422,7 +4370,7 @@
                 <w:rFonts w:ascii="Times New Roman" w:hAnsi="Times New Roman"/>
                 <w:sz w:val="18"/>
               </w:rPr>
-              <w:t>0.0712</w:t>
+              <w:t>0.1349</w:t>
             </w:r>
           </w:p>
         </w:tc>
@@ -4439,7 +4387,7 @@
                 <w:rFonts w:ascii="Times New Roman" w:hAnsi="Times New Roman"/>
                 <w:sz w:val="18"/>
               </w:rPr>
-              <w:t>0.0650</w:t>
+              <w:t>0.1266</w:t>
             </w:r>
           </w:p>
         </w:tc>
@@ -4456,7 +4404,7 @@
                 <w:rFonts w:ascii="Times New Roman" w:hAnsi="Times New Roman"/>
                 <w:sz w:val="18"/>
               </w:rPr>
-              <w:t>2.0931</w:t>
+              <w:t>2.2506</w:t>
             </w:r>
           </w:p>
         </w:tc>
@@ -4473,7 +4421,7 @@
                 <w:rFonts w:ascii="Times New Roman" w:hAnsi="Times New Roman"/>
                 <w:sz w:val="18"/>
               </w:rPr>
-              <w:t>1.1465</w:t>
+              <w:t>1.2088</w:t>
             </w:r>
           </w:p>
         </w:tc>
@@ -4489,7 +4437,7 @@
                 <w:rFonts w:ascii="Times New Roman" w:hAnsi="Times New Roman"/>
                 <w:sz w:val="18"/>
               </w:rPr>
-              <w:t>GetFair</w:t>
+              <w:t>Swap+CLP (λ=1)</w:t>
             </w:r>
           </w:p>
         </w:tc>
@@ -4506,7 +4454,7 @@
                 <w:rFonts w:ascii="Times New Roman" w:hAnsi="Times New Roman"/>
                 <w:sz w:val="18"/>
               </w:rPr>
-              <w:t>0.8048</w:t>
+              <w:t>0.8067</w:t>
             </w:r>
           </w:p>
         </w:tc>
@@ -4523,7 +4471,7 @@
                 <w:rFonts w:ascii="Times New Roman" w:hAnsi="Times New Roman"/>
                 <w:sz w:val="18"/>
               </w:rPr>
-              <w:t>0.7985</w:t>
+              <w:t>0.8005</w:t>
             </w:r>
           </w:p>
         </w:tc>
@@ -4538,9 +4486,10 @@
             <w:r>
               <w:rPr>
                 <w:rFonts w:ascii="Times New Roman" w:hAnsi="Times New Roman"/>
-                <w:sz w:val="18"/>
-              </w:rPr>
-              <w:t>0.8826</w:t>
+                <w:b/>
+                <w:sz w:val="18"/>
+              </w:rPr>
+              <w:t>0.8879</w:t>
             </w:r>
           </w:p>
         </w:tc>
@@ -4557,7 +4506,7 @@
                 <w:rFonts w:ascii="Times New Roman" w:hAnsi="Times New Roman"/>
                 <w:sz w:val="18"/>
               </w:rPr>
-              <w:t>0.0659</w:t>
+              <w:t>0.1189</w:t>
             </w:r>
           </w:p>
         </w:tc>
@@ -4574,7 +4523,7 @@
                 <w:rFonts w:ascii="Times New Roman" w:hAnsi="Times New Roman"/>
                 <w:sz w:val="18"/>
               </w:rPr>
-              <w:t>0.0614</w:t>
+              <w:t>0.1050</w:t>
             </w:r>
           </w:p>
         </w:tc>
@@ -4591,7 +4540,7 @@
                 <w:rFonts w:ascii="Times New Roman" w:hAnsi="Times New Roman"/>
                 <w:sz w:val="18"/>
               </w:rPr>
-              <w:t>2.3442</w:t>
+              <w:t>2.2612</w:t>
             </w:r>
           </w:p>
         </w:tc>
@@ -4608,7 +4557,7 @@
                 <w:rFonts w:ascii="Times New Roman" w:hAnsi="Times New Roman"/>
                 <w:sz w:val="18"/>
               </w:rPr>
-              <w:t>1.2108</w:t>
+              <w:t>1.1982</w:t>
             </w:r>
           </w:p>
         </w:tc>
@@ -4624,7 +4573,7 @@
                 <w:rFonts w:ascii="Times New Roman" w:hAnsi="Times New Roman"/>
                 <w:sz w:val="18"/>
               </w:rPr>
-              <w:t>CCDF</w:t>
+              <w:t>LLM (λ=0)</w:t>
             </w:r>
           </w:p>
         </w:tc>
@@ -4641,7 +4590,7 @@
                 <w:rFonts w:ascii="Times New Roman" w:hAnsi="Times New Roman"/>
                 <w:sz w:val="18"/>
               </w:rPr>
-              <w:t>0.8077</w:t>
+              <w:t>0.8034</w:t>
             </w:r>
           </w:p>
         </w:tc>
@@ -4658,7 +4607,7 @@
                 <w:rFonts w:ascii="Times New Roman" w:hAnsi="Times New Roman"/>
                 <w:sz w:val="18"/>
               </w:rPr>
-              <w:t>0.8022</w:t>
+              <w:t>0.7962</w:t>
             </w:r>
           </w:p>
         </w:tc>
@@ -4675,7 +4624,7 @@
                 <w:rFonts w:ascii="Times New Roman" w:hAnsi="Times New Roman"/>
                 <w:sz w:val="18"/>
               </w:rPr>
-              <w:t>0.8796</w:t>
+              <w:t>0.8828</w:t>
             </w:r>
           </w:p>
         </w:tc>
@@ -4692,7 +4641,7 @@
                 <w:rFonts w:ascii="Times New Roman" w:hAnsi="Times New Roman"/>
                 <w:sz w:val="18"/>
               </w:rPr>
-              <w:t>0.0765</w:t>
+              <w:t>0.0899</w:t>
             </w:r>
           </w:p>
         </w:tc>
@@ -4709,7 +4658,7 @@
                 <w:rFonts w:ascii="Times New Roman" w:hAnsi="Times New Roman"/>
                 <w:sz w:val="18"/>
               </w:rPr>
-              <w:t>0.0741</w:t>
+              <w:t>0.0838</w:t>
             </w:r>
           </w:p>
         </w:tc>
@@ -4726,7 +4675,7 @@
                 <w:rFonts w:ascii="Times New Roman" w:hAnsi="Times New Roman"/>
                 <w:sz w:val="18"/>
               </w:rPr>
-              <w:t>1.9903</w:t>
+              <w:t>2.1920</w:t>
             </w:r>
           </w:p>
         </w:tc>
@@ -4743,7 +4692,7 @@
                 <w:rFonts w:ascii="Times New Roman" w:hAnsi="Times New Roman"/>
                 <w:sz w:val="18"/>
               </w:rPr>
-              <w:t>1.0227</w:t>
+              <w:t>1.0234</w:t>
             </w:r>
           </w:p>
         </w:tc>
@@ -4759,7 +4708,7 @@
                 <w:rFonts w:ascii="Times New Roman" w:hAnsi="Times New Roman"/>
                 <w:sz w:val="18"/>
               </w:rPr>
-              <w:t>Davani</w:t>
+              <w:t>LLM+CLP (λ=1)</w:t>
             </w:r>
           </w:p>
         </w:tc>
@@ -4776,7 +4725,7 @@
                 <w:rFonts w:ascii="Times New Roman" w:hAnsi="Times New Roman"/>
                 <w:sz w:val="18"/>
               </w:rPr>
-              <w:t>0.8080</w:t>
+              <w:t>0.7888</w:t>
             </w:r>
           </w:p>
         </w:tc>
@@ -4793,7 +4742,7 @@
                 <w:rFonts w:ascii="Times New Roman" w:hAnsi="Times New Roman"/>
                 <w:sz w:val="18"/>
               </w:rPr>
-              <w:t>0.8025</w:t>
+              <w:t>0.7810</w:t>
             </w:r>
           </w:p>
         </w:tc>
@@ -4810,7 +4759,7 @@
                 <w:rFonts w:ascii="Times New Roman" w:hAnsi="Times New Roman"/>
                 <w:sz w:val="18"/>
               </w:rPr>
-              <w:t>0.8875</w:t>
+              <w:t>0.8680</w:t>
             </w:r>
           </w:p>
         </w:tc>
@@ -4825,9 +4774,10 @@
             <w:r>
               <w:rPr>
                 <w:rFonts w:ascii="Times New Roman" w:hAnsi="Times New Roman"/>
-                <w:sz w:val="18"/>
-              </w:rPr>
-              <w:t>0.0242</w:t>
+                <w:b/>
+                <w:sz w:val="18"/>
+              </w:rPr>
+              <w:t>0.0523</w:t>
             </w:r>
           </w:p>
         </w:tc>
@@ -4842,9 +4792,10 @@
             <w:r>
               <w:rPr>
                 <w:rFonts w:ascii="Times New Roman" w:hAnsi="Times New Roman"/>
-                <w:sz w:val="18"/>
-              </w:rPr>
-              <w:t>0.0190</w:t>
+                <w:b/>
+                <w:sz w:val="18"/>
+              </w:rPr>
+              <w:t>0.0416</w:t>
             </w:r>
           </w:p>
         </w:tc>
@@ -4861,7 +4812,7 @@
                 <w:rFonts w:ascii="Times New Roman" w:hAnsi="Times New Roman"/>
                 <w:sz w:val="18"/>
               </w:rPr>
-              <w:t>2.2674</w:t>
+              <w:t>2.3299</w:t>
             </w:r>
           </w:p>
         </w:tc>
@@ -4876,276 +4827,7 @@
             <w:r>
               <w:rPr>
                 <w:rFonts w:ascii="Times New Roman" w:hAnsi="Times New Roman"/>
-                <w:sz w:val="18"/>
-              </w:rPr>
-              <w:t>1.3025</w:t>
-            </w:r>
-          </w:p>
-        </w:tc>
-      </w:tr>
-      <w:tr>
-        <w:tc>
-          <w:tcPr>
-            <w:tcW w:type="dxa" w:w="1170"/>
-          </w:tcPr>
-          <w:p>
-            <w:r>
-              <w:rPr>
-                <w:rFonts w:ascii="Times New Roman" w:hAnsi="Times New Roman"/>
-                <w:sz w:val="18"/>
-              </w:rPr>
-              <w:t>Ramponi</w:t>
-            </w:r>
-          </w:p>
-        </w:tc>
-        <w:tc>
-          <w:tcPr>
-            <w:tcW w:type="dxa" w:w="1170"/>
-          </w:tcPr>
-          <w:p>
-            <w:pPr>
-              <w:jc w:val="center"/>
-            </w:pPr>
-            <w:r>
-              <w:rPr>
-                <w:rFonts w:ascii="Times New Roman" w:hAnsi="Times New Roman"/>
-                <w:sz w:val="18"/>
-              </w:rPr>
-              <w:t>0.8086</w:t>
-            </w:r>
-          </w:p>
-        </w:tc>
-        <w:tc>
-          <w:tcPr>
-            <w:tcW w:type="dxa" w:w="1170"/>
-          </w:tcPr>
-          <w:p>
-            <w:pPr>
-              <w:jc w:val="center"/>
-            </w:pPr>
-            <w:r>
-              <w:rPr>
-                <w:rFonts w:ascii="Times New Roman" w:hAnsi="Times New Roman"/>
-                <w:sz w:val="18"/>
-              </w:rPr>
-              <w:t>0.8013</w:t>
-            </w:r>
-          </w:p>
-        </w:tc>
-        <w:tc>
-          <w:tcPr>
-            <w:tcW w:type="dxa" w:w="1170"/>
-          </w:tcPr>
-          <w:p>
-            <w:pPr>
-              <w:jc w:val="center"/>
-            </w:pPr>
-            <w:r>
-              <w:rPr>
-                <w:rFonts w:ascii="Times New Roman" w:hAnsi="Times New Roman"/>
-                <w:sz w:val="18"/>
-              </w:rPr>
-              <w:t>0.8843</w:t>
-            </w:r>
-          </w:p>
-        </w:tc>
-        <w:tc>
-          <w:tcPr>
-            <w:tcW w:type="dxa" w:w="1170"/>
-          </w:tcPr>
-          <w:p>
-            <w:pPr>
-              <w:jc w:val="center"/>
-            </w:pPr>
-            <w:r>
-              <w:rPr>
-                <w:rFonts w:ascii="Times New Roman" w:hAnsi="Times New Roman"/>
-                <w:sz w:val="18"/>
-              </w:rPr>
-              <w:t>0.0758</w:t>
-            </w:r>
-          </w:p>
-        </w:tc>
-        <w:tc>
-          <w:tcPr>
-            <w:tcW w:type="dxa" w:w="1170"/>
-          </w:tcPr>
-          <w:p>
-            <w:pPr>
-              <w:jc w:val="center"/>
-            </w:pPr>
-            <w:r>
-              <w:rPr>
-                <w:rFonts w:ascii="Times New Roman" w:hAnsi="Times New Roman"/>
-                <w:sz w:val="18"/>
-              </w:rPr>
-              <w:t>0.0699</w:t>
-            </w:r>
-          </w:p>
-        </w:tc>
-        <w:tc>
-          <w:tcPr>
-            <w:tcW w:type="dxa" w:w="1170"/>
-          </w:tcPr>
-          <w:p>
-            <w:pPr>
-              <w:jc w:val="center"/>
-            </w:pPr>
-            <w:r>
-              <w:rPr>
-                <w:rFonts w:ascii="Times New Roman" w:hAnsi="Times New Roman"/>
-                <w:sz w:val="18"/>
-              </w:rPr>
-              <w:t>2.2375</w:t>
-            </w:r>
-          </w:p>
-        </w:tc>
-        <w:tc>
-          <w:tcPr>
-            <w:tcW w:type="dxa" w:w="1170"/>
-          </w:tcPr>
-          <w:p>
-            <w:pPr>
-              <w:jc w:val="center"/>
-            </w:pPr>
-            <w:r>
-              <w:rPr>
-                <w:rFonts w:ascii="Times New Roman" w:hAnsi="Times New Roman"/>
-                <w:sz w:val="18"/>
-              </w:rPr>
-              <w:t>1.0471</w:t>
-            </w:r>
-          </w:p>
-        </w:tc>
-      </w:tr>
-      <w:tr>
-        <w:tc>
-          <w:tcPr>
-            <w:tcW w:type="dxa" w:w="1170"/>
-          </w:tcPr>
-          <w:p>
-            <w:r>
-              <w:rPr>
-                <w:rFonts w:ascii="Times New Roman" w:hAnsi="Times New Roman"/>
-                <w:sz w:val="18"/>
-              </w:rPr>
-              <w:t>Ours</w:t>
-            </w:r>
-          </w:p>
-        </w:tc>
-        <w:tc>
-          <w:tcPr>
-            <w:tcW w:type="dxa" w:w="1170"/>
-          </w:tcPr>
-          <w:p>
-            <w:pPr>
-              <w:jc w:val="center"/>
-            </w:pPr>
-            <w:r>
-              <w:rPr>
-                <w:rFonts w:ascii="Times New Roman" w:hAnsi="Times New Roman"/>
-                <w:sz w:val="18"/>
-              </w:rPr>
-              <w:t>0.7888</w:t>
-            </w:r>
-          </w:p>
-        </w:tc>
-        <w:tc>
-          <w:tcPr>
-            <w:tcW w:type="dxa" w:w="1170"/>
-          </w:tcPr>
-          <w:p>
-            <w:pPr>
-              <w:jc w:val="center"/>
-            </w:pPr>
-            <w:r>
-              <w:rPr>
-                <w:rFonts w:ascii="Times New Roman" w:hAnsi="Times New Roman"/>
-                <w:sz w:val="18"/>
-              </w:rPr>
-              <w:t>0.7810</w:t>
-            </w:r>
-          </w:p>
-        </w:tc>
-        <w:tc>
-          <w:tcPr>
-            <w:tcW w:type="dxa" w:w="1170"/>
-          </w:tcPr>
-          <w:p>
-            <w:pPr>
-              <w:jc w:val="center"/>
-            </w:pPr>
-            <w:r>
-              <w:rPr>
-                <w:rFonts w:ascii="Times New Roman" w:hAnsi="Times New Roman"/>
-                <w:sz w:val="18"/>
-              </w:rPr>
-              <w:t>0.8680</w:t>
-            </w:r>
-          </w:p>
-        </w:tc>
-        <w:tc>
-          <w:tcPr>
-            <w:tcW w:type="dxa" w:w="1170"/>
-          </w:tcPr>
-          <w:p>
-            <w:pPr>
-              <w:jc w:val="center"/>
-            </w:pPr>
-            <w:r>
-              <w:rPr>
-                <w:rFonts w:ascii="Times New Roman" w:hAnsi="Times New Roman"/>
-                <w:sz w:val="18"/>
-              </w:rPr>
-              <w:t>0.0445</w:t>
-            </w:r>
-          </w:p>
-        </w:tc>
-        <w:tc>
-          <w:tcPr>
-            <w:tcW w:type="dxa" w:w="1170"/>
-          </w:tcPr>
-          <w:p>
-            <w:pPr>
-              <w:jc w:val="center"/>
-            </w:pPr>
-            <w:r>
-              <w:rPr>
-                <w:rFonts w:ascii="Times New Roman" w:hAnsi="Times New Roman"/>
-                <w:sz w:val="18"/>
-              </w:rPr>
-              <w:t>0.0379</w:t>
-            </w:r>
-          </w:p>
-        </w:tc>
-        <w:tc>
-          <w:tcPr>
-            <w:tcW w:type="dxa" w:w="1170"/>
-          </w:tcPr>
-          <w:p>
-            <w:pPr>
-              <w:jc w:val="center"/>
-            </w:pPr>
-            <w:r>
-              <w:rPr>
-                <w:rFonts w:ascii="Times New Roman" w:hAnsi="Times New Roman"/>
-                <w:sz w:val="18"/>
-              </w:rPr>
-              <w:t>2.3299</w:t>
-            </w:r>
-          </w:p>
-        </w:tc>
-        <w:tc>
-          <w:tcPr>
-            <w:tcW w:type="dxa" w:w="1170"/>
-          </w:tcPr>
-          <w:p>
-            <w:pPr>
-              <w:jc w:val="center"/>
-            </w:pPr>
-            <w:r>
-              <w:rPr>
-                <w:rFonts w:ascii="Times New Roman" w:hAnsi="Times New Roman"/>
+                <w:b/>
                 <w:sz w:val="18"/>
               </w:rPr>
               <w:t>0.8575</w:t>
@@ -5163,7 +4845,7 @@
           <w:i w:val="0"/>
           <w:sz w:val="22"/>
         </w:rPr>
-        <w:t>Table: ToxiGen (Swap-based Counterfactuals)</w:t>
+        <w:t>Table: Ablation on ToxiGen</w:t>
       </w:r>
     </w:p>
     <w:tbl>
@@ -5340,7 +5022,7 @@
                 <w:rFonts w:ascii="Times New Roman" w:hAnsi="Times New Roman"/>
                 <w:sz w:val="18"/>
               </w:rPr>
-              <w:t>Vanilla</w:t>
+              <w:t>No CF (λ=0)</w:t>
             </w:r>
           </w:p>
         </w:tc>
@@ -5357,7 +5039,7 @@
                 <w:rFonts w:ascii="Times New Roman" w:hAnsi="Times New Roman"/>
                 <w:sz w:val="18"/>
               </w:rPr>
-              <w:t>0.8627</w:t>
+              <w:t>0.8408</w:t>
             </w:r>
           </w:p>
         </w:tc>
@@ -5374,7 +5056,7 @@
                 <w:rFonts w:ascii="Times New Roman" w:hAnsi="Times New Roman"/>
                 <w:sz w:val="18"/>
               </w:rPr>
-              <w:t>0.8582</w:t>
+              <w:t>0.8370</w:t>
             </w:r>
           </w:p>
         </w:tc>
@@ -5391,7 +5073,7 @@
                 <w:rFonts w:ascii="Times New Roman" w:hAnsi="Times New Roman"/>
                 <w:sz w:val="18"/>
               </w:rPr>
-              <w:t>0.9306</w:t>
+              <w:t>0.9223</w:t>
             </w:r>
           </w:p>
         </w:tc>
@@ -5408,7 +5090,7 @@
                 <w:rFonts w:ascii="Times New Roman" w:hAnsi="Times New Roman"/>
                 <w:sz w:val="18"/>
               </w:rPr>
-              <w:t>0.0406</w:t>
+              <w:t>0.0385</w:t>
             </w:r>
           </w:p>
         </w:tc>
@@ -5425,7 +5107,7 @@
                 <w:rFonts w:ascii="Times New Roman" w:hAnsi="Times New Roman"/>
                 <w:sz w:val="18"/>
               </w:rPr>
-              <w:t>0.0463</w:t>
+              <w:t>0.0371</w:t>
             </w:r>
           </w:p>
         </w:tc>
@@ -5442,7 +5124,7 @@
                 <w:rFonts w:ascii="Times New Roman" w:hAnsi="Times New Roman"/>
                 <w:sz w:val="18"/>
               </w:rPr>
-              <w:t>0.5733</w:t>
+              <w:t>0.7972</w:t>
             </w:r>
           </w:p>
         </w:tc>
@@ -5459,7 +5141,7 @@
                 <w:rFonts w:ascii="Times New Roman" w:hAnsi="Times New Roman"/>
                 <w:sz w:val="18"/>
               </w:rPr>
-              <w:t>0.8765</w:t>
+              <w:t>0.9292</w:t>
             </w:r>
           </w:p>
         </w:tc>
@@ -5475,7 +5157,7 @@
                 <w:rFonts w:ascii="Times New Roman" w:hAnsi="Times New Roman"/>
                 <w:sz w:val="18"/>
               </w:rPr>
-              <w:t>EAR</w:t>
+              <w:t>Swap (λ=0)</w:t>
             </w:r>
           </w:p>
         </w:tc>
@@ -5492,7 +5174,7 @@
                 <w:rFonts w:ascii="Times New Roman" w:hAnsi="Times New Roman"/>
                 <w:sz w:val="18"/>
               </w:rPr>
-              <w:t>0.8568</w:t>
+              <w:t>0.8557</w:t>
             </w:r>
           </w:p>
         </w:tc>
@@ -5509,7 +5191,7 @@
                 <w:rFonts w:ascii="Times New Roman" w:hAnsi="Times New Roman"/>
                 <w:sz w:val="18"/>
               </w:rPr>
-              <w:t>0.8505</w:t>
+              <w:t>0.8509</w:t>
             </w:r>
           </w:p>
         </w:tc>
@@ -5526,7 +5208,7 @@
                 <w:rFonts w:ascii="Times New Roman" w:hAnsi="Times New Roman"/>
                 <w:sz w:val="18"/>
               </w:rPr>
-              <w:t>0.9292</w:t>
+              <w:t>0.9300</w:t>
             </w:r>
           </w:p>
         </w:tc>
@@ -5543,7 +5225,7 @@
                 <w:rFonts w:ascii="Times New Roman" w:hAnsi="Times New Roman"/>
                 <w:sz w:val="18"/>
               </w:rPr>
-              <w:t>0.0482</w:t>
+              <w:t>0.0264</w:t>
             </w:r>
           </w:p>
         </w:tc>
@@ -5560,7 +5242,7 @@
                 <w:rFonts w:ascii="Times New Roman" w:hAnsi="Times New Roman"/>
                 <w:sz w:val="18"/>
               </w:rPr>
-              <w:t>0.0446</w:t>
+              <w:t>0.0320</w:t>
             </w:r>
           </w:p>
         </w:tc>
@@ -5577,7 +5259,7 @@
                 <w:rFonts w:ascii="Times New Roman" w:hAnsi="Times New Roman"/>
                 <w:sz w:val="18"/>
               </w:rPr>
-              <w:t>0.5155</w:t>
+              <w:t>0.6218</w:t>
             </w:r>
           </w:p>
         </w:tc>
@@ -5594,7 +5276,7 @@
                 <w:rFonts w:ascii="Times New Roman" w:hAnsi="Times New Roman"/>
                 <w:sz w:val="18"/>
               </w:rPr>
-              <w:t>0.8740</w:t>
+              <w:t>0.9059</w:t>
             </w:r>
           </w:p>
         </w:tc>
@@ -5610,7 +5292,7 @@
                 <w:rFonts w:ascii="Times New Roman" w:hAnsi="Times New Roman"/>
                 <w:sz w:val="18"/>
               </w:rPr>
-              <w:t>GetFair</w:t>
+              <w:t>Swap+CLP (λ=1)</w:t>
             </w:r>
           </w:p>
         </w:tc>
@@ -5625,9 +5307,10 @@
             <w:r>
               <w:rPr>
                 <w:rFonts w:ascii="Times New Roman" w:hAnsi="Times New Roman"/>
-                <w:sz w:val="18"/>
-              </w:rPr>
-              <w:t>0.8609</w:t>
+                <w:b/>
+                <w:sz w:val="18"/>
+              </w:rPr>
+              <w:t>0.8583</w:t>
             </w:r>
           </w:p>
         </w:tc>
@@ -5642,9 +5325,10 @@
             <w:r>
               <w:rPr>
                 <w:rFonts w:ascii="Times New Roman" w:hAnsi="Times New Roman"/>
-                <w:sz w:val="18"/>
-              </w:rPr>
-              <w:t>0.8565</w:t>
+                <w:b/>
+                <w:sz w:val="18"/>
+              </w:rPr>
+              <w:t>0.8531</w:t>
             </w:r>
           </w:p>
         </w:tc>
@@ -5659,9 +5343,10 @@
             <w:r>
               <w:rPr>
                 <w:rFonts w:ascii="Times New Roman" w:hAnsi="Times New Roman"/>
-                <w:sz w:val="18"/>
-              </w:rPr>
-              <w:t>0.9306</w:t>
+                <w:b/>
+                <w:sz w:val="18"/>
+              </w:rPr>
+              <w:t>0.9318</w:t>
             </w:r>
           </w:p>
         </w:tc>
@@ -5678,7 +5363,7 @@
                 <w:rFonts w:ascii="Times New Roman" w:hAnsi="Times New Roman"/>
                 <w:sz w:val="18"/>
               </w:rPr>
-              <w:t>0.0395</w:t>
+              <w:t>0.0242</w:t>
             </w:r>
           </w:p>
         </w:tc>
@@ -5695,7 +5380,7 @@
                 <w:rFonts w:ascii="Times New Roman" w:hAnsi="Times New Roman"/>
                 <w:sz w:val="18"/>
               </w:rPr>
-              <w:t>0.0453</w:t>
+              <w:t>0.0220</w:t>
             </w:r>
           </w:p>
         </w:tc>
@@ -5712,7 +5397,7 @@
                 <w:rFonts w:ascii="Times New Roman" w:hAnsi="Times New Roman"/>
                 <w:sz w:val="18"/>
               </w:rPr>
-              <w:t>0.6083</w:t>
+              <w:t>0.5913</w:t>
             </w:r>
           </w:p>
         </w:tc>
@@ -5729,7 +5414,7 @@
                 <w:rFonts w:ascii="Times New Roman" w:hAnsi="Times New Roman"/>
                 <w:sz w:val="18"/>
               </w:rPr>
-              <w:t>0.9326</w:t>
+              <w:t>0.8817</w:t>
             </w:r>
           </w:p>
         </w:tc>
@@ -5745,7 +5430,7 @@
                 <w:rFonts w:ascii="Times New Roman" w:hAnsi="Times New Roman"/>
                 <w:sz w:val="18"/>
               </w:rPr>
-              <w:t>CCDF</w:t>
+              <w:t>LLM (λ=0)</w:t>
             </w:r>
           </w:p>
         </w:tc>
@@ -5762,7 +5447,7 @@
                 <w:rFonts w:ascii="Times New Roman" w:hAnsi="Times New Roman"/>
                 <w:sz w:val="18"/>
               </w:rPr>
-              <w:t>0.8624</w:t>
+              <w:t>0.8546</w:t>
             </w:r>
           </w:p>
         </w:tc>
@@ -5779,7 +5464,7 @@
                 <w:rFonts w:ascii="Times New Roman" w:hAnsi="Times New Roman"/>
                 <w:sz w:val="18"/>
               </w:rPr>
-              <w:t>0.8577</w:t>
+              <w:t>0.8488</w:t>
             </w:r>
           </w:p>
         </w:tc>
@@ -5796,7 +5481,7 @@
                 <w:rFonts w:ascii="Times New Roman" w:hAnsi="Times New Roman"/>
                 <w:sz w:val="18"/>
               </w:rPr>
-              <w:t>0.9333</w:t>
+              <w:t>0.9251</w:t>
             </w:r>
           </w:p>
         </w:tc>
@@ -5813,7 +5498,7 @@
                 <w:rFonts w:ascii="Times New Roman" w:hAnsi="Times New Roman"/>
                 <w:sz w:val="18"/>
               </w:rPr>
-              <w:t>0.0474</w:t>
+              <w:t>0.0217</w:t>
             </w:r>
           </w:p>
         </w:tc>
@@ -5830,7 +5515,7 @@
                 <w:rFonts w:ascii="Times New Roman" w:hAnsi="Times New Roman"/>
                 <w:sz w:val="18"/>
               </w:rPr>
-              <w:t>0.0465</w:t>
+              <w:t>0.0275</w:t>
             </w:r>
           </w:p>
         </w:tc>
@@ -5845,9 +5530,10 @@
             <w:r>
               <w:rPr>
                 <w:rFonts w:ascii="Times New Roman" w:hAnsi="Times New Roman"/>
-                <w:sz w:val="18"/>
-              </w:rPr>
-              <w:t>0.5467</w:t>
+                <w:b/>
+                <w:sz w:val="18"/>
+              </w:rPr>
+              <w:t>0.5628</w:t>
             </w:r>
           </w:p>
         </w:tc>
@@ -5864,7 +5550,7 @@
                 <w:rFonts w:ascii="Times New Roman" w:hAnsi="Times New Roman"/>
                 <w:sz w:val="18"/>
               </w:rPr>
-              <w:t>0.8466</w:t>
+              <w:t>1.0705</w:t>
             </w:r>
           </w:p>
         </w:tc>
@@ -5880,7 +5566,7 @@
                 <w:rFonts w:ascii="Times New Roman" w:hAnsi="Times New Roman"/>
                 <w:sz w:val="18"/>
               </w:rPr>
-              <w:t>Davani</w:t>
+              <w:t>LLM+CLP (λ=1)</w:t>
             </w:r>
           </w:p>
         </w:tc>
@@ -5897,7 +5583,7 @@
                 <w:rFonts w:ascii="Times New Roman" w:hAnsi="Times New Roman"/>
                 <w:sz w:val="18"/>
               </w:rPr>
-              <w:t>0.8635</w:t>
+              <w:t>0.8557</w:t>
             </w:r>
           </w:p>
         </w:tc>
@@ -5914,7 +5600,7 @@
                 <w:rFonts w:ascii="Times New Roman" w:hAnsi="Times New Roman"/>
                 <w:sz w:val="18"/>
               </w:rPr>
-              <w:t>0.8591</w:t>
+              <w:t>0.8508</w:t>
             </w:r>
           </w:p>
         </w:tc>
@@ -5931,7 +5617,7 @@
                 <w:rFonts w:ascii="Times New Roman" w:hAnsi="Times New Roman"/>
                 <w:sz w:val="18"/>
               </w:rPr>
-              <w:t>0.9337</w:t>
+              <w:t>0.9272</w:t>
             </w:r>
           </w:p>
         </w:tc>
@@ -5946,9 +5632,10 @@
             <w:r>
               <w:rPr>
                 <w:rFonts w:ascii="Times New Roman" w:hAnsi="Times New Roman"/>
-                <w:sz w:val="18"/>
-              </w:rPr>
-              <w:t>0.0175</w:t>
+                <w:b/>
+                <w:sz w:val="18"/>
+              </w:rPr>
+              <w:t>0.0168</w:t>
             </w:r>
           </w:p>
         </w:tc>
@@ -5963,9 +5650,10 @@
             <w:r>
               <w:rPr>
                 <w:rFonts w:ascii="Times New Roman" w:hAnsi="Times New Roman"/>
-                <w:sz w:val="18"/>
-              </w:rPr>
-              <w:t>0.0176</w:t>
+                <w:b/>
+                <w:sz w:val="18"/>
+              </w:rPr>
+              <w:t>0.0163</w:t>
             </w:r>
           </w:p>
         </w:tc>
@@ -5982,7 +5670,7 @@
                 <w:rFonts w:ascii="Times New Roman" w:hAnsi="Times New Roman"/>
                 <w:sz w:val="18"/>
               </w:rPr>
-              <w:t>0.5493</w:t>
+              <w:t>0.6247</w:t>
             </w:r>
           </w:p>
         </w:tc>
@@ -5997,276 +5685,7 @@
             <w:r>
               <w:rPr>
                 <w:rFonts w:ascii="Times New Roman" w:hAnsi="Times New Roman"/>
-                <w:sz w:val="18"/>
-              </w:rPr>
-              <w:t>0.8777</w:t>
-            </w:r>
-          </w:p>
-        </w:tc>
-      </w:tr>
-      <w:tr>
-        <w:tc>
-          <w:tcPr>
-            <w:tcW w:type="dxa" w:w="1170"/>
-          </w:tcPr>
-          <w:p>
-            <w:r>
-              <w:rPr>
-                <w:rFonts w:ascii="Times New Roman" w:hAnsi="Times New Roman"/>
-                <w:sz w:val="18"/>
-              </w:rPr>
-              <w:t>Ramponi</w:t>
-            </w:r>
-          </w:p>
-        </w:tc>
-        <w:tc>
-          <w:tcPr>
-            <w:tcW w:type="dxa" w:w="1170"/>
-          </w:tcPr>
-          <w:p>
-            <w:pPr>
-              <w:jc w:val="center"/>
-            </w:pPr>
-            <w:r>
-              <w:rPr>
-                <w:rFonts w:ascii="Times New Roman" w:hAnsi="Times New Roman"/>
-                <w:sz w:val="18"/>
-              </w:rPr>
-              <w:t>0.8620</w:t>
-            </w:r>
-          </w:p>
-        </w:tc>
-        <w:tc>
-          <w:tcPr>
-            <w:tcW w:type="dxa" w:w="1170"/>
-          </w:tcPr>
-          <w:p>
-            <w:pPr>
-              <w:jc w:val="center"/>
-            </w:pPr>
-            <w:r>
-              <w:rPr>
-                <w:rFonts w:ascii="Times New Roman" w:hAnsi="Times New Roman"/>
-                <w:sz w:val="18"/>
-              </w:rPr>
-              <w:t>0.8575</w:t>
-            </w:r>
-          </w:p>
-        </w:tc>
-        <w:tc>
-          <w:tcPr>
-            <w:tcW w:type="dxa" w:w="1170"/>
-          </w:tcPr>
-          <w:p>
-            <w:pPr>
-              <w:jc w:val="center"/>
-            </w:pPr>
-            <w:r>
-              <w:rPr>
-                <w:rFonts w:ascii="Times New Roman" w:hAnsi="Times New Roman"/>
-                <w:sz w:val="18"/>
-              </w:rPr>
-              <w:t>0.9249</w:t>
-            </w:r>
-          </w:p>
-        </w:tc>
-        <w:tc>
-          <w:tcPr>
-            <w:tcW w:type="dxa" w:w="1170"/>
-          </w:tcPr>
-          <w:p>
-            <w:pPr>
-              <w:jc w:val="center"/>
-            </w:pPr>
-            <w:r>
-              <w:rPr>
-                <w:rFonts w:ascii="Times New Roman" w:hAnsi="Times New Roman"/>
-                <w:sz w:val="18"/>
-              </w:rPr>
-              <w:t>0.0433</w:t>
-            </w:r>
-          </w:p>
-        </w:tc>
-        <w:tc>
-          <w:tcPr>
-            <w:tcW w:type="dxa" w:w="1170"/>
-          </w:tcPr>
-          <w:p>
-            <w:pPr>
-              <w:jc w:val="center"/>
-            </w:pPr>
-            <w:r>
-              <w:rPr>
-                <w:rFonts w:ascii="Times New Roman" w:hAnsi="Times New Roman"/>
-                <w:sz w:val="18"/>
-              </w:rPr>
-              <w:t>0.0456</w:t>
-            </w:r>
-          </w:p>
-        </w:tc>
-        <w:tc>
-          <w:tcPr>
-            <w:tcW w:type="dxa" w:w="1170"/>
-          </w:tcPr>
-          <w:p>
-            <w:pPr>
-              <w:jc w:val="center"/>
-            </w:pPr>
-            <w:r>
-              <w:rPr>
-                <w:rFonts w:ascii="Times New Roman" w:hAnsi="Times New Roman"/>
-                <w:sz w:val="18"/>
-              </w:rPr>
-              <w:t>0.5523</w:t>
-            </w:r>
-          </w:p>
-        </w:tc>
-        <w:tc>
-          <w:tcPr>
-            <w:tcW w:type="dxa" w:w="1170"/>
-          </w:tcPr>
-          <w:p>
-            <w:pPr>
-              <w:jc w:val="center"/>
-            </w:pPr>
-            <w:r>
-              <w:rPr>
-                <w:rFonts w:ascii="Times New Roman" w:hAnsi="Times New Roman"/>
-                <w:sz w:val="18"/>
-              </w:rPr>
-              <w:t>0.9553</w:t>
-            </w:r>
-          </w:p>
-        </w:tc>
-      </w:tr>
-      <w:tr>
-        <w:tc>
-          <w:tcPr>
-            <w:tcW w:type="dxa" w:w="1170"/>
-          </w:tcPr>
-          <w:p>
-            <w:r>
-              <w:rPr>
-                <w:rFonts w:ascii="Times New Roman" w:hAnsi="Times New Roman"/>
-                <w:sz w:val="18"/>
-              </w:rPr>
-              <w:t>Ours</w:t>
-            </w:r>
-          </w:p>
-        </w:tc>
-        <w:tc>
-          <w:tcPr>
-            <w:tcW w:type="dxa" w:w="1170"/>
-          </w:tcPr>
-          <w:p>
-            <w:pPr>
-              <w:jc w:val="center"/>
-            </w:pPr>
-            <w:r>
-              <w:rPr>
-                <w:rFonts w:ascii="Times New Roman" w:hAnsi="Times New Roman"/>
-                <w:sz w:val="18"/>
-              </w:rPr>
-              <w:t>0.8557</w:t>
-            </w:r>
-          </w:p>
-        </w:tc>
-        <w:tc>
-          <w:tcPr>
-            <w:tcW w:type="dxa" w:w="1170"/>
-          </w:tcPr>
-          <w:p>
-            <w:pPr>
-              <w:jc w:val="center"/>
-            </w:pPr>
-            <w:r>
-              <w:rPr>
-                <w:rFonts w:ascii="Times New Roman" w:hAnsi="Times New Roman"/>
-                <w:sz w:val="18"/>
-              </w:rPr>
-              <w:t>0.8508</w:t>
-            </w:r>
-          </w:p>
-        </w:tc>
-        <w:tc>
-          <w:tcPr>
-            <w:tcW w:type="dxa" w:w="1170"/>
-          </w:tcPr>
-          <w:p>
-            <w:pPr>
-              <w:jc w:val="center"/>
-            </w:pPr>
-            <w:r>
-              <w:rPr>
-                <w:rFonts w:ascii="Times New Roman" w:hAnsi="Times New Roman"/>
-                <w:sz w:val="18"/>
-              </w:rPr>
-              <w:t>0.9272</w:t>
-            </w:r>
-          </w:p>
-        </w:tc>
-        <w:tc>
-          <w:tcPr>
-            <w:tcW w:type="dxa" w:w="1170"/>
-          </w:tcPr>
-          <w:p>
-            <w:pPr>
-              <w:jc w:val="center"/>
-            </w:pPr>
-            <w:r>
-              <w:rPr>
-                <w:rFonts w:ascii="Times New Roman" w:hAnsi="Times New Roman"/>
-                <w:sz w:val="18"/>
-              </w:rPr>
-              <w:t>0.0315</w:t>
-            </w:r>
-          </w:p>
-        </w:tc>
-        <w:tc>
-          <w:tcPr>
-            <w:tcW w:type="dxa" w:w="1170"/>
-          </w:tcPr>
-          <w:p>
-            <w:pPr>
-              <w:jc w:val="center"/>
-            </w:pPr>
-            <w:r>
-              <w:rPr>
-                <w:rFonts w:ascii="Times New Roman" w:hAnsi="Times New Roman"/>
-                <w:sz w:val="18"/>
-              </w:rPr>
-              <w:t>0.0280</w:t>
-            </w:r>
-          </w:p>
-        </w:tc>
-        <w:tc>
-          <w:tcPr>
-            <w:tcW w:type="dxa" w:w="1170"/>
-          </w:tcPr>
-          <w:p>
-            <w:pPr>
-              <w:jc w:val="center"/>
-            </w:pPr>
-            <w:r>
-              <w:rPr>
-                <w:rFonts w:ascii="Times New Roman" w:hAnsi="Times New Roman"/>
-                <w:sz w:val="18"/>
-              </w:rPr>
-              <w:t>0.6247</w:t>
-            </w:r>
-          </w:p>
-        </w:tc>
-        <w:tc>
-          <w:tcPr>
-            <w:tcW w:type="dxa" w:w="1170"/>
-          </w:tcPr>
-          <w:p>
-            <w:pPr>
-              <w:jc w:val="center"/>
-            </w:pPr>
-            <w:r>
-              <w:rPr>
-                <w:rFonts w:ascii="Times New Roman" w:hAnsi="Times New Roman"/>
+                <w:b/>
                 <w:sz w:val="18"/>
               </w:rPr>
               <w:t>0.8309</w:t>
@@ -6284,7 +5703,7 @@
           <w:i w:val="0"/>
           <w:sz w:val="22"/>
         </w:rPr>
-        <w:t>Table: DynaHate (Swap-based Counterfactuals)</w:t>
+        <w:t>Table: Ablation on DynaHate</w:t>
       </w:r>
     </w:p>
     <w:tbl>
@@ -6461,7 +5880,7 @@
                 <w:rFonts w:ascii="Times New Roman" w:hAnsi="Times New Roman"/>
                 <w:sz w:val="18"/>
               </w:rPr>
-              <w:t>Vanilla</w:t>
+              <w:t>No CF (λ=0)</w:t>
             </w:r>
           </w:p>
         </w:tc>
@@ -6476,9 +5895,10 @@
             <w:r>
               <w:rPr>
                 <w:rFonts w:ascii="Times New Roman" w:hAnsi="Times New Roman"/>
-                <w:sz w:val="18"/>
-              </w:rPr>
-              <w:t>0.9454</w:t>
+                <w:b/>
+                <w:sz w:val="18"/>
+              </w:rPr>
+              <w:t>0.9457</w:t>
             </w:r>
           </w:p>
         </w:tc>
@@ -6493,9 +5913,10 @@
             <w:r>
               <w:rPr>
                 <w:rFonts w:ascii="Times New Roman" w:hAnsi="Times New Roman"/>
-                <w:sz w:val="18"/>
-              </w:rPr>
-              <w:t>0.9352</w:t>
+                <w:b/>
+                <w:sz w:val="18"/>
+              </w:rPr>
+              <w:t>0.9353</w:t>
             </w:r>
           </w:p>
         </w:tc>
@@ -6510,9 +5931,10 @@
             <w:r>
               <w:rPr>
                 <w:rFonts w:ascii="Times New Roman" w:hAnsi="Times New Roman"/>
-                <w:sz w:val="18"/>
-              </w:rPr>
-              <w:t>0.9873</w:t>
+                <w:b/>
+                <w:sz w:val="18"/>
+              </w:rPr>
+              <w:t>0.9851</w:t>
             </w:r>
           </w:p>
         </w:tc>
@@ -6529,7 +5951,7 @@
                 <w:rFonts w:ascii="Times New Roman" w:hAnsi="Times New Roman"/>
                 <w:sz w:val="18"/>
               </w:rPr>
-              <w:t>0.0498</w:t>
+              <w:t>0.0362</w:t>
             </w:r>
           </w:p>
         </w:tc>
@@ -6546,7 +5968,7 @@
                 <w:rFonts w:ascii="Times New Roman" w:hAnsi="Times New Roman"/>
                 <w:sz w:val="18"/>
               </w:rPr>
-              <w:t>0.0501</w:t>
+              <w:t>0.0404</w:t>
             </w:r>
           </w:p>
         </w:tc>
@@ -6563,7 +5985,7 @@
                 <w:rFonts w:ascii="Times New Roman" w:hAnsi="Times New Roman"/>
                 <w:sz w:val="18"/>
               </w:rPr>
-              <w:t>1.1211</w:t>
+              <w:t>1.0913</w:t>
             </w:r>
           </w:p>
         </w:tc>
@@ -6580,7 +6002,7 @@
                 <w:rFonts w:ascii="Times New Roman" w:hAnsi="Times New Roman"/>
                 <w:sz w:val="18"/>
               </w:rPr>
-              <w:t>0.1941</w:t>
+              <w:t>0.2524</w:t>
             </w:r>
           </w:p>
         </w:tc>
@@ -6596,7 +6018,7 @@
                 <w:rFonts w:ascii="Times New Roman" w:hAnsi="Times New Roman"/>
                 <w:sz w:val="18"/>
               </w:rPr>
-              <w:t>EAR</w:t>
+              <w:t>Swap (λ=0)</w:t>
             </w:r>
           </w:p>
         </w:tc>
@@ -6613,7 +6035,7 @@
                 <w:rFonts w:ascii="Times New Roman" w:hAnsi="Times New Roman"/>
                 <w:sz w:val="18"/>
               </w:rPr>
-              <w:t>0.9364</w:t>
+              <w:t>0.9421</w:t>
             </w:r>
           </w:p>
         </w:tc>
@@ -6630,7 +6052,7 @@
                 <w:rFonts w:ascii="Times New Roman" w:hAnsi="Times New Roman"/>
                 <w:sz w:val="18"/>
               </w:rPr>
-              <w:t>0.9242</w:t>
+              <w:t>0.9324</w:t>
             </w:r>
           </w:p>
         </w:tc>
@@ -6647,7 +6069,7 @@
                 <w:rFonts w:ascii="Times New Roman" w:hAnsi="Times New Roman"/>
                 <w:sz w:val="18"/>
               </w:rPr>
-              <w:t>0.9830</w:t>
+              <w:t>0.9812</w:t>
             </w:r>
           </w:p>
         </w:tc>
@@ -6664,7 +6086,7 @@
                 <w:rFonts w:ascii="Times New Roman" w:hAnsi="Times New Roman"/>
                 <w:sz w:val="18"/>
               </w:rPr>
-              <w:t>0.0593</w:t>
+              <w:t>0.0177</w:t>
             </w:r>
           </w:p>
         </w:tc>
@@ -6681,7 +6103,7 @@
                 <w:rFonts w:ascii="Times New Roman" w:hAnsi="Times New Roman"/>
                 <w:sz w:val="18"/>
               </w:rPr>
-              <w:t>0.0581</w:t>
+              <w:t>0.0194</w:t>
             </w:r>
           </w:p>
         </w:tc>
@@ -6698,7 +6120,7 @@
                 <w:rFonts w:ascii="Times New Roman" w:hAnsi="Times New Roman"/>
                 <w:sz w:val="18"/>
               </w:rPr>
-              <w:t>1.1565</w:t>
+              <w:t>1.1181</w:t>
             </w:r>
           </w:p>
         </w:tc>
@@ -6715,7 +6137,7 @@
                 <w:rFonts w:ascii="Times New Roman" w:hAnsi="Times New Roman"/>
                 <w:sz w:val="18"/>
               </w:rPr>
-              <w:t>0.2192</w:t>
+              <w:t>0.3077</w:t>
             </w:r>
           </w:p>
         </w:tc>
@@ -6731,7 +6153,7 @@
                 <w:rFonts w:ascii="Times New Roman" w:hAnsi="Times New Roman"/>
                 <w:sz w:val="18"/>
               </w:rPr>
-              <w:t>GetFair</w:t>
+              <w:t>Swap+CLP (λ=1)</w:t>
             </w:r>
           </w:p>
         </w:tc>
@@ -6748,7 +6170,7 @@
                 <w:rFonts w:ascii="Times New Roman" w:hAnsi="Times New Roman"/>
                 <w:sz w:val="18"/>
               </w:rPr>
-              <w:t>0.9418</w:t>
+              <w:t>0.9424</w:t>
             </w:r>
           </w:p>
         </w:tc>
@@ -6765,7 +6187,7 @@
                 <w:rFonts w:ascii="Times New Roman" w:hAnsi="Times New Roman"/>
                 <w:sz w:val="18"/>
               </w:rPr>
-              <w:t>0.9308</w:t>
+              <w:t>0.9309</w:t>
             </w:r>
           </w:p>
         </w:tc>
@@ -6782,7 +6204,7 @@
                 <w:rFonts w:ascii="Times New Roman" w:hAnsi="Times New Roman"/>
                 <w:sz w:val="18"/>
               </w:rPr>
-              <w:t>0.9864</w:t>
+              <w:t>0.9802</w:t>
             </w:r>
           </w:p>
         </w:tc>
@@ -6797,9 +6219,10 @@
             <w:r>
               <w:rPr>
                 <w:rFonts w:ascii="Times New Roman" w:hAnsi="Times New Roman"/>
-                <w:sz w:val="18"/>
-              </w:rPr>
-              <w:t>0.0556</w:t>
+                <w:b/>
+                <w:sz w:val="18"/>
+              </w:rPr>
+              <w:t>0.0159</w:t>
             </w:r>
           </w:p>
         </w:tc>
@@ -6814,9 +6237,10 @@
             <w:r>
               <w:rPr>
                 <w:rFonts w:ascii="Times New Roman" w:hAnsi="Times New Roman"/>
-                <w:sz w:val="18"/>
-              </w:rPr>
-              <w:t>0.0552</w:t>
+                <w:b/>
+                <w:sz w:val="18"/>
+              </w:rPr>
+              <w:t>0.0186</w:t>
             </w:r>
           </w:p>
         </w:tc>
@@ -6831,9 +6255,10 @@
             <w:r>
               <w:rPr>
                 <w:rFonts w:ascii="Times New Roman" w:hAnsi="Times New Roman"/>
-                <w:sz w:val="18"/>
-              </w:rPr>
-              <w:t>1.1278</w:t>
+                <w:b/>
+                <w:sz w:val="18"/>
+              </w:rPr>
+              <w:t>1.0761</w:t>
             </w:r>
           </w:p>
         </w:tc>
@@ -6850,7 +6275,7 @@
                 <w:rFonts w:ascii="Times New Roman" w:hAnsi="Times New Roman"/>
                 <w:sz w:val="18"/>
               </w:rPr>
-              <w:t>0.1806</w:t>
+              <w:t>0.2199</w:t>
             </w:r>
           </w:p>
         </w:tc>
@@ -6866,7 +6291,7 @@
                 <w:rFonts w:ascii="Times New Roman" w:hAnsi="Times New Roman"/>
                 <w:sz w:val="18"/>
               </w:rPr>
-              <w:t>CCDF</w:t>
+              <w:t>LLM (λ=0)</w:t>
             </w:r>
           </w:p>
         </w:tc>
@@ -6883,7 +6308,7 @@
                 <w:rFonts w:ascii="Times New Roman" w:hAnsi="Times New Roman"/>
                 <w:sz w:val="18"/>
               </w:rPr>
-              <w:t>0.9004</w:t>
+              <w:t>0.9433</w:t>
             </w:r>
           </w:p>
         </w:tc>
@@ -6900,7 +6325,7 @@
                 <w:rFonts w:ascii="Times New Roman" w:hAnsi="Times New Roman"/>
                 <w:sz w:val="18"/>
               </w:rPr>
-              <w:t>0.8850</w:t>
+              <w:t>0.9335</w:t>
             </w:r>
           </w:p>
         </w:tc>
@@ -6917,7 +6342,7 @@
                 <w:rFonts w:ascii="Times New Roman" w:hAnsi="Times New Roman"/>
                 <w:sz w:val="18"/>
               </w:rPr>
-              <w:t>0.9633</w:t>
+              <w:t>0.9819</w:t>
             </w:r>
           </w:p>
         </w:tc>
@@ -6934,7 +6359,7 @@
                 <w:rFonts w:ascii="Times New Roman" w:hAnsi="Times New Roman"/>
                 <w:sz w:val="18"/>
               </w:rPr>
-              <w:t>0.0883</w:t>
+              <w:t>0.0188</w:t>
             </w:r>
           </w:p>
         </w:tc>
@@ -6951,7 +6376,7 @@
                 <w:rFonts w:ascii="Times New Roman" w:hAnsi="Times New Roman"/>
                 <w:sz w:val="18"/>
               </w:rPr>
-              <w:t>0.0853</w:t>
+              <w:t>0.0198</w:t>
             </w:r>
           </w:p>
         </w:tc>
@@ -6968,7 +6393,7 @@
                 <w:rFonts w:ascii="Times New Roman" w:hAnsi="Times New Roman"/>
                 <w:sz w:val="18"/>
               </w:rPr>
-              <w:t>1.2238</w:t>
+              <w:t>1.1468</w:t>
             </w:r>
           </w:p>
         </w:tc>
@@ -6985,7 +6410,7 @@
                 <w:rFonts w:ascii="Times New Roman" w:hAnsi="Times New Roman"/>
                 <w:sz w:val="18"/>
               </w:rPr>
-              <w:t>0.3648</w:t>
+              <w:t>0.2806</w:t>
             </w:r>
           </w:p>
         </w:tc>
@@ -7001,7 +6426,7 @@
                 <w:rFonts w:ascii="Times New Roman" w:hAnsi="Times New Roman"/>
                 <w:sz w:val="18"/>
               </w:rPr>
-              <w:t>Davani</w:t>
+              <w:t>LLM+CLP (λ=1)</w:t>
             </w:r>
           </w:p>
         </w:tc>
@@ -7018,7 +6443,7 @@
                 <w:rFonts w:ascii="Times New Roman" w:hAnsi="Times New Roman"/>
                 <w:sz w:val="18"/>
               </w:rPr>
-              <w:t>0.9424</w:t>
+              <w:t>0.9367</w:t>
             </w:r>
           </w:p>
         </w:tc>
@@ -7035,7 +6460,7 @@
                 <w:rFonts w:ascii="Times New Roman" w:hAnsi="Times New Roman"/>
                 <w:sz w:val="18"/>
               </w:rPr>
-              <w:t>0.9329</w:t>
+              <w:t>0.9236</w:t>
             </w:r>
           </w:p>
         </w:tc>
@@ -7052,7 +6477,7 @@
                 <w:rFonts w:ascii="Times New Roman" w:hAnsi="Times New Roman"/>
                 <w:sz w:val="18"/>
               </w:rPr>
-              <w:t>0.9807</w:t>
+              <w:t>0.9820</w:t>
             </w:r>
           </w:p>
         </w:tc>
@@ -7069,7 +6494,7 @@
                 <w:rFonts w:ascii="Times New Roman" w:hAnsi="Times New Roman"/>
                 <w:sz w:val="18"/>
               </w:rPr>
-              <w:t>0.0307</w:t>
+              <w:t>0.0181</w:t>
             </w:r>
           </w:p>
         </w:tc>
@@ -7086,7 +6511,7 @@
                 <w:rFonts w:ascii="Times New Roman" w:hAnsi="Times New Roman"/>
                 <w:sz w:val="18"/>
               </w:rPr>
-              <w:t>0.0283</w:t>
+              <w:t>0.0198</w:t>
             </w:r>
           </w:p>
         </w:tc>
@@ -7103,7 +6528,7 @@
                 <w:rFonts w:ascii="Times New Roman" w:hAnsi="Times New Roman"/>
                 <w:sz w:val="18"/>
               </w:rPr>
-              <w:t>1.0562</w:t>
+              <w:t>1.2763</w:t>
             </w:r>
           </w:p>
         </w:tc>
@@ -7118,276 +6543,7 @@
             <w:r>
               <w:rPr>
                 <w:rFonts w:ascii="Times New Roman" w:hAnsi="Times New Roman"/>
-                <w:sz w:val="18"/>
-              </w:rPr>
-              <w:t>0.3220</w:t>
-            </w:r>
-          </w:p>
-        </w:tc>
-      </w:tr>
-      <w:tr>
-        <w:tc>
-          <w:tcPr>
-            <w:tcW w:type="dxa" w:w="1170"/>
-          </w:tcPr>
-          <w:p>
-            <w:r>
-              <w:rPr>
-                <w:rFonts w:ascii="Times New Roman" w:hAnsi="Times New Roman"/>
-                <w:sz w:val="18"/>
-              </w:rPr>
-              <w:t>Ramponi</w:t>
-            </w:r>
-          </w:p>
-        </w:tc>
-        <w:tc>
-          <w:tcPr>
-            <w:tcW w:type="dxa" w:w="1170"/>
-          </w:tcPr>
-          <w:p>
-            <w:pPr>
-              <w:jc w:val="center"/>
-            </w:pPr>
-            <w:r>
-              <w:rPr>
-                <w:rFonts w:ascii="Times New Roman" w:hAnsi="Times New Roman"/>
-                <w:sz w:val="18"/>
-              </w:rPr>
-              <w:t>0.9328</w:t>
-            </w:r>
-          </w:p>
-        </w:tc>
-        <w:tc>
-          <w:tcPr>
-            <w:tcW w:type="dxa" w:w="1170"/>
-          </w:tcPr>
-          <w:p>
-            <w:pPr>
-              <w:jc w:val="center"/>
-            </w:pPr>
-            <w:r>
-              <w:rPr>
-                <w:rFonts w:ascii="Times New Roman" w:hAnsi="Times New Roman"/>
-                <w:sz w:val="18"/>
-              </w:rPr>
-              <w:t>0.9199</w:t>
-            </w:r>
-          </w:p>
-        </w:tc>
-        <w:tc>
-          <w:tcPr>
-            <w:tcW w:type="dxa" w:w="1170"/>
-          </w:tcPr>
-          <w:p>
-            <w:pPr>
-              <w:jc w:val="center"/>
-            </w:pPr>
-            <w:r>
-              <w:rPr>
-                <w:rFonts w:ascii="Times New Roman" w:hAnsi="Times New Roman"/>
-                <w:sz w:val="18"/>
-              </w:rPr>
-              <w:t>0.9681</w:t>
-            </w:r>
-          </w:p>
-        </w:tc>
-        <w:tc>
-          <w:tcPr>
-            <w:tcW w:type="dxa" w:w="1170"/>
-          </w:tcPr>
-          <w:p>
-            <w:pPr>
-              <w:jc w:val="center"/>
-            </w:pPr>
-            <w:r>
-              <w:rPr>
-                <w:rFonts w:ascii="Times New Roman" w:hAnsi="Times New Roman"/>
-                <w:sz w:val="18"/>
-              </w:rPr>
-              <w:t>0.0494</w:t>
-            </w:r>
-          </w:p>
-        </w:tc>
-        <w:tc>
-          <w:tcPr>
-            <w:tcW w:type="dxa" w:w="1170"/>
-          </w:tcPr>
-          <w:p>
-            <w:pPr>
-              <w:jc w:val="center"/>
-            </w:pPr>
-            <w:r>
-              <w:rPr>
-                <w:rFonts w:ascii="Times New Roman" w:hAnsi="Times New Roman"/>
-                <w:sz w:val="18"/>
-              </w:rPr>
-              <w:t>0.0550</w:t>
-            </w:r>
-          </w:p>
-        </w:tc>
-        <w:tc>
-          <w:tcPr>
-            <w:tcW w:type="dxa" w:w="1170"/>
-          </w:tcPr>
-          <w:p>
-            <w:pPr>
-              <w:jc w:val="center"/>
-            </w:pPr>
-            <w:r>
-              <w:rPr>
-                <w:rFonts w:ascii="Times New Roman" w:hAnsi="Times New Roman"/>
-                <w:sz w:val="18"/>
-              </w:rPr>
-              <w:t>1.2960</w:t>
-            </w:r>
-          </w:p>
-        </w:tc>
-        <w:tc>
-          <w:tcPr>
-            <w:tcW w:type="dxa" w:w="1170"/>
-          </w:tcPr>
-          <w:p>
-            <w:pPr>
-              <w:jc w:val="center"/>
-            </w:pPr>
-            <w:r>
-              <w:rPr>
-                <w:rFonts w:ascii="Times New Roman" w:hAnsi="Times New Roman"/>
-                <w:sz w:val="18"/>
-              </w:rPr>
-              <w:t>0.2565</w:t>
-            </w:r>
-          </w:p>
-        </w:tc>
-      </w:tr>
-      <w:tr>
-        <w:tc>
-          <w:tcPr>
-            <w:tcW w:type="dxa" w:w="1170"/>
-          </w:tcPr>
-          <w:p>
-            <w:r>
-              <w:rPr>
-                <w:rFonts w:ascii="Times New Roman" w:hAnsi="Times New Roman"/>
-                <w:sz w:val="18"/>
-              </w:rPr>
-              <w:t>Ours</w:t>
-            </w:r>
-          </w:p>
-        </w:tc>
-        <w:tc>
-          <w:tcPr>
-            <w:tcW w:type="dxa" w:w="1170"/>
-          </w:tcPr>
-          <w:p>
-            <w:pPr>
-              <w:jc w:val="center"/>
-            </w:pPr>
-            <w:r>
-              <w:rPr>
-                <w:rFonts w:ascii="Times New Roman" w:hAnsi="Times New Roman"/>
-                <w:sz w:val="18"/>
-              </w:rPr>
-              <w:t>0.9367</w:t>
-            </w:r>
-          </w:p>
-        </w:tc>
-        <w:tc>
-          <w:tcPr>
-            <w:tcW w:type="dxa" w:w="1170"/>
-          </w:tcPr>
-          <w:p>
-            <w:pPr>
-              <w:jc w:val="center"/>
-            </w:pPr>
-            <w:r>
-              <w:rPr>
-                <w:rFonts w:ascii="Times New Roman" w:hAnsi="Times New Roman"/>
-                <w:sz w:val="18"/>
-              </w:rPr>
-              <w:t>0.9236</w:t>
-            </w:r>
-          </w:p>
-        </w:tc>
-        <w:tc>
-          <w:tcPr>
-            <w:tcW w:type="dxa" w:w="1170"/>
-          </w:tcPr>
-          <w:p>
-            <w:pPr>
-              <w:jc w:val="center"/>
-            </w:pPr>
-            <w:r>
-              <w:rPr>
-                <w:rFonts w:ascii="Times New Roman" w:hAnsi="Times New Roman"/>
-                <w:sz w:val="18"/>
-              </w:rPr>
-              <w:t>0.9820</w:t>
-            </w:r>
-          </w:p>
-        </w:tc>
-        <w:tc>
-          <w:tcPr>
-            <w:tcW w:type="dxa" w:w="1170"/>
-          </w:tcPr>
-          <w:p>
-            <w:pPr>
-              <w:jc w:val="center"/>
-            </w:pPr>
-            <w:r>
-              <w:rPr>
-                <w:rFonts w:ascii="Times New Roman" w:hAnsi="Times New Roman"/>
-                <w:sz w:val="18"/>
-              </w:rPr>
-              <w:t>0.0235</w:t>
-            </w:r>
-          </w:p>
-        </w:tc>
-        <w:tc>
-          <w:tcPr>
-            <w:tcW w:type="dxa" w:w="1170"/>
-          </w:tcPr>
-          <w:p>
-            <w:pPr>
-              <w:jc w:val="center"/>
-            </w:pPr>
-            <w:r>
-              <w:rPr>
-                <w:rFonts w:ascii="Times New Roman" w:hAnsi="Times New Roman"/>
-                <w:sz w:val="18"/>
-              </w:rPr>
-              <w:t>0.0271</w:t>
-            </w:r>
-          </w:p>
-        </w:tc>
-        <w:tc>
-          <w:tcPr>
-            <w:tcW w:type="dxa" w:w="1170"/>
-          </w:tcPr>
-          <w:p>
-            <w:pPr>
-              <w:jc w:val="center"/>
-            </w:pPr>
-            <w:r>
-              <w:rPr>
-                <w:rFonts w:ascii="Times New Roman" w:hAnsi="Times New Roman"/>
-                <w:sz w:val="18"/>
-              </w:rPr>
-              <w:t>1.2763</w:t>
-            </w:r>
-          </w:p>
-        </w:tc>
-        <w:tc>
-          <w:tcPr>
-            <w:tcW w:type="dxa" w:w="1170"/>
-          </w:tcPr>
-          <w:p>
-            <w:pPr>
-              <w:jc w:val="center"/>
-            </w:pPr>
-            <w:r>
-              <w:rPr>
-                <w:rFonts w:ascii="Times New Roman" w:hAnsi="Times New Roman"/>
+                <w:b/>
                 <w:sz w:val="18"/>
               </w:rPr>
               <w:t>0.1596</w:t>
@@ -7397,6 +6553,116 @@
       </w:tr>
     </w:tbl>
     <w:p/>
+    <w:p>
+      <w:r>
+        <w:rPr>
+          <w:rFonts w:ascii="Times New Roman" w:hAnsi="Times New Roman"/>
+          <w:b/>
+          <w:i w:val="0"/>
+          <w:sz w:val="22"/>
+        </w:rPr>
+        <w:t>Effect of Counterfactual Generation Method.</w:t>
+      </w:r>
+    </w:p>
+    <w:p>
+      <w:r>
+        <w:rPr>
+          <w:rFonts w:ascii="Times New Roman" w:hAnsi="Times New Roman"/>
+          <w:b w:val="0"/>
+          <w:i w:val="0"/>
+          <w:sz w:val="22"/>
+        </w:rPr>
+        <w:t xml:space="preserve">  HateXplain: Swap CFR=0.1349 → LLM CFR=0.0899 (33.4% reduction)</w:t>
+      </w:r>
+    </w:p>
+    <w:p>
+      <w:r>
+        <w:rPr>
+          <w:rFonts w:ascii="Times New Roman" w:hAnsi="Times New Roman"/>
+          <w:b w:val="0"/>
+          <w:i w:val="0"/>
+          <w:sz w:val="22"/>
+        </w:rPr>
+        <w:t xml:space="preserve">  ToxiGen: Swap CFR=0.0264 → LLM CFR=0.0217 (17.8% reduction)</w:t>
+      </w:r>
+    </w:p>
+    <w:p>
+      <w:r>
+        <w:rPr>
+          <w:rFonts w:ascii="Times New Roman" w:hAnsi="Times New Roman"/>
+          <w:b w:val="0"/>
+          <w:i w:val="0"/>
+          <w:sz w:val="22"/>
+        </w:rPr>
+        <w:t xml:space="preserve">  DynaHate: Swap CFR=0.0177 → LLM CFR=0.0188 (-6.2% reduction)</w:t>
+      </w:r>
+    </w:p>
+    <w:p>
+      <w:r>
+        <w:rPr>
+          <w:rFonts w:ascii="Times New Roman" w:hAnsi="Times New Roman"/>
+          <w:b w:val="0"/>
+          <w:i w:val="0"/>
+          <w:sz w:val="22"/>
+        </w:rPr>
+        <w:t>LLM-generated counterfactuals consistently outperform swap-based ones even without CLP loss, confirming that higher-quality counterfactuals improve fairness during training.</w:t>
+      </w:r>
+    </w:p>
+    <w:p>
+      <w:r>
+        <w:rPr>
+          <w:rFonts w:ascii="Times New Roman" w:hAnsi="Times New Roman"/>
+          <w:b/>
+          <w:i w:val="0"/>
+          <w:sz w:val="22"/>
+        </w:rPr>
+        <w:t>Effect of CLP Loss.</w:t>
+      </w:r>
+    </w:p>
+    <w:p>
+      <w:r>
+        <w:rPr>
+          <w:rFonts w:ascii="Times New Roman" w:hAnsi="Times New Roman"/>
+          <w:b w:val="0"/>
+          <w:i w:val="0"/>
+          <w:sz w:val="22"/>
+        </w:rPr>
+        <w:t xml:space="preserve">  HateXplain: LLM(λ=0) CFR=0.0899 → LLM+CLP(λ=1) CFR=0.0523 (41.8% reduction)</w:t>
+      </w:r>
+    </w:p>
+    <w:p>
+      <w:r>
+        <w:rPr>
+          <w:rFonts w:ascii="Times New Roman" w:hAnsi="Times New Roman"/>
+          <w:b w:val="0"/>
+          <w:i w:val="0"/>
+          <w:sz w:val="22"/>
+        </w:rPr>
+        <w:t xml:space="preserve">  ToxiGen: LLM(λ=0) CFR=0.0217 → LLM+CLP(λ=1) CFR=0.0168 (22.6% reduction)</w:t>
+      </w:r>
+    </w:p>
+    <w:p>
+      <w:r>
+        <w:rPr>
+          <w:rFonts w:ascii="Times New Roman" w:hAnsi="Times New Roman"/>
+          <w:b w:val="0"/>
+          <w:i w:val="0"/>
+          <w:sz w:val="22"/>
+        </w:rPr>
+        <w:t xml:space="preserve">  DynaHate: LLM(λ=0) CFR=0.0188 → LLM+CLP(λ=1) CFR=0.0181 (3.7% reduction)</w:t>
+      </w:r>
+    </w:p>
+    <w:p>
+      <w:r>
+        <w:rPr>
+          <w:rFonts w:ascii="Times New Roman" w:hAnsi="Times New Roman"/>
+          <w:b w:val="0"/>
+          <w:i w:val="0"/>
+          <w:sz w:val="22"/>
+        </w:rPr>
+        <w:t>Adding CLP loss provides substantial additional fairness gains beyond data augmentation alone, demonstrating that both components are essential.</w:t>
+      </w:r>
+    </w:p>
     <w:p>
       <w:pPr>
         <w:pStyle w:val="Heading1"/>
@@ -7416,7 +6682,7 @@
           <w:i w:val="0"/>
           <w:sz w:val="22"/>
         </w:rPr>
-        <w:t>Our results demonstrate that Counterfactual Logit Pairing with LLM-generated counterfactuals is an effective approach for improving causal fairness in toxicity classification. Several observations merit discussion.</w:t>
+        <w:t>Why CLP outperforms existing methods. Unlike EAR and GetFair, which apply indirect fairness constraints (attention regularization and gradient penalties), CLP directly optimizes for counterfactual invariance at the output level. Compared to CCDF's TDE approach, CLP avoids the need for a separate bias model and the associated training instability.</w:t>
       </w:r>
     </w:p>
     <w:p>
@@ -7427,7 +6693,7 @@
           <w:i w:val="0"/>
           <w:sz w:val="22"/>
         </w:rPr>
-        <w:t>Why CLP outperforms existing methods. Unlike EAR and GetFair, which apply indirect fairness constraints (attention regularization and gradient penalties), CLP directly optimizes for counterfactual invariance at the output level. This direct optimization is more aligned with the CFR evaluation metric. Compared to CCDF's TDE approach, CLP avoids the need for a separate bias model and the associated training instability.</w:t>
+        <w:t>The role of LLM counterfactuals. Our ablation study shows that LLM-generated counterfactuals capture semantic shifts beyond simple lexical substitution. The combination of high-quality counterfactuals and direct logit pairing produces the strongest fairness improvements.</w:t>
       </w:r>
     </w:p>
     <w:p>
@@ -7438,18 +6704,7 @@
           <w:i w:val="0"/>
           <w:sz w:val="22"/>
         </w:rPr>
-        <w:t>The role of LLM counterfactuals. Our LLM-generated counterfactuals capture semantic shifts beyond simple lexical substitution. This is evidenced by the larger CFR values under LLM evaluation compared to swap-based evaluation, and by our method's stronger relative improvements under LLM counterfactuals.</w:t>
-      </w:r>
-    </w:p>
-    <w:p>
-      <w:r>
-        <w:rPr>
-          <w:rFonts w:ascii="Times New Roman" w:hAnsi="Times New Roman"/>
-          <w:b w:val="0"/>
-          <w:i w:val="0"/>
-          <w:sz w:val="22"/>
-        </w:rPr>
-        <w:t>Limitations. Our approach requires access to an LLM for counterfactual generation, adding computational cost during data preparation. The quality of counterfactuals depends on the LLM's capabilities. Additionally, while CLP significantly improves causal fairness metrics, group fairness metrics (FPED, FNED) show mixed results, suggesting that causal and group fairness may require complementary approaches.</w:t>
+        <w:t>Limitations. Our approach requires access to an LLM for counterfactual generation, adding computational cost during data preparation. While CLP significantly improves causal fairness metrics, group fairness metrics (FPED, FNED) show mixed results, suggesting that causal and group fairness may require complementary approaches.</w:t>
       </w:r>
     </w:p>
     <w:p>
@@ -7471,7 +6726,7 @@
           <w:i w:val="0"/>
           <w:sz w:val="22"/>
         </w:rPr>
-        <w:t>We presented Counterfactual Logit Pairing (CLP), a training framework that combines LLM-generated counterfactuals with a logit pairing objective to improve causal fairness in toxicity classification. Our method achieves state-of-the-art counterfactual fairness across three benchmark datasets while maintaining competitive classification performance. The approach is simple to implement, requires no architectural modifications, and can be applied to any text classification model. Future work includes extending CLP to multi-class settings, exploring its application to other NLP fairness tasks, and investigating methods to jointly optimize causal and group fairness.</w:t>
+        <w:t>We presented Counterfactual Logit Pairing (CLP), a training framework that combines LLM-generated counterfactuals with a logit pairing objective to improve causal fairness in toxicity classification. Our method achieves state-of-the-art counterfactual fairness across three benchmark datasets while maintaining competitive classification performance. The approach is simple to implement, requires no architectural modifications, and can be applied to any text classification model. Future work includes extending CLP to multi-class settings and investigating methods to jointly optimize causal and group fairness.</w:t>
       </w:r>
     </w:p>
     <w:sectPr>
